--- a/informes del mes/INFORME MENSUAL DE ACTIVIDADES - JUNIO 2026.docx
+++ b/informes del mes/INFORME MENSUAL DE ACTIVIDADES - JUNIO 2026.docx
@@ -108,6 +108,7 @@
                 <w:szCs w:val="20"/>
               </w:rPr>
             </w:pPr>
+            <w:proofErr w:type="gramStart"/>
             <w:r>
               <w:rPr>
                 <w:rFonts w:ascii="Arial" w:eastAsia="Arial" w:hAnsi="Arial" w:cs="Arial"/>
@@ -118,6 +119,7 @@
               </w:rPr>
               <w:t>PERIODO A PAGAR</w:t>
             </w:r>
+            <w:proofErr w:type="gramEnd"/>
           </w:p>
         </w:tc>
         <w:tc>
@@ -398,7 +400,24 @@
             <w:vAlign w:val="center"/>
           </w:tcPr>
           <w:p>
-            <w:r>
+            <w:pPr>
+              <w:jc w:val="center"/>
+              <w:rPr>
+                <w:rFonts w:ascii="Arial" w:eastAsia="Arial" w:hAnsi="Arial" w:cs="Arial"/>
+                <w:b/>
+                <w:bCs/>
+                <w:sz w:val="20"/>
+                <w:szCs w:val="20"/>
+              </w:rPr>
+            </w:pPr>
+            <w:r>
+              <w:rPr>
+                <w:rFonts w:ascii="Arial" w:eastAsia="Arial" w:hAnsi="Arial" w:cs="Arial"/>
+                <w:b/>
+                <w:bCs/>
+                <w:sz w:val="20"/>
+                <w:szCs w:val="20"/>
+              </w:rPr>
               <w:t>6</w:t>
             </w:r>
           </w:p>
@@ -489,6 +508,7 @@
                 <w:between w:val="nil"/>
               </w:pBdr>
               <w:spacing w:line="276" w:lineRule="auto"/>
+              <w:jc w:val="center"/>
               <w:rPr>
                 <w:rFonts w:ascii="Arial" w:eastAsia="Arial" w:hAnsi="Arial" w:cs="Arial"/>
                 <w:b/>
@@ -507,7 +527,24 @@
             <w:vAlign w:val="center"/>
           </w:tcPr>
           <w:p>
-            <w:r>
+            <w:pPr>
+              <w:jc w:val="center"/>
+              <w:rPr>
+                <w:rFonts w:ascii="Arial" w:eastAsia="Arial" w:hAnsi="Arial" w:cs="Arial"/>
+                <w:b/>
+                <w:bCs/>
+                <w:sz w:val="20"/>
+                <w:szCs w:val="20"/>
+              </w:rPr>
+            </w:pPr>
+            <w:r>
+              <w:rPr>
+                <w:rFonts w:ascii="Arial" w:eastAsia="Arial" w:hAnsi="Arial" w:cs="Arial"/>
+                <w:b/>
+                <w:bCs/>
+                <w:sz w:val="20"/>
+                <w:szCs w:val="20"/>
+              </w:rPr>
               <w:t>01/06/2026</w:t>
             </w:r>
           </w:p>
@@ -520,7 +557,24 @@
             <w:vAlign w:val="center"/>
           </w:tcPr>
           <w:p>
-            <w:r>
+            <w:pPr>
+              <w:jc w:val="center"/>
+              <w:rPr>
+                <w:rFonts w:ascii="Arial" w:eastAsia="Arial" w:hAnsi="Arial" w:cs="Arial"/>
+                <w:b/>
+                <w:bCs/>
+                <w:sz w:val="20"/>
+                <w:szCs w:val="20"/>
+              </w:rPr>
+            </w:pPr>
+            <w:r>
+              <w:rPr>
+                <w:rFonts w:ascii="Arial" w:eastAsia="Arial" w:hAnsi="Arial" w:cs="Arial"/>
+                <w:b/>
+                <w:bCs/>
+                <w:sz w:val="20"/>
+                <w:szCs w:val="20"/>
+              </w:rPr>
               <w:t>30/06/2026</w:t>
             </w:r>
           </w:p>
@@ -543,6 +597,7 @@
                 <w:between w:val="nil"/>
               </w:pBdr>
               <w:spacing w:line="276" w:lineRule="auto"/>
+              <w:jc w:val="center"/>
               <w:rPr>
                 <w:rFonts w:ascii="Arial" w:eastAsia="Arial" w:hAnsi="Arial" w:cs="Arial"/>
                 <w:b/>
@@ -589,7 +644,7 @@
                 <w:sz w:val="20"/>
                 <w:szCs w:val="20"/>
               </w:rPr>
-              <w:t>01</w:t>
+              <w:t>02</w:t>
             </w:r>
           </w:p>
         </w:tc>
@@ -600,7 +655,24 @@
             <w:vAlign w:val="center"/>
           </w:tcPr>
           <w:p>
-            <w:r>
+            <w:pPr>
+              <w:jc w:val="center"/>
+              <w:rPr>
+                <w:rFonts w:ascii="Arial" w:eastAsia="Arial" w:hAnsi="Arial" w:cs="Arial"/>
+                <w:b/>
+                <w:bCs/>
+                <w:sz w:val="20"/>
+                <w:szCs w:val="20"/>
+              </w:rPr>
+            </w:pPr>
+            <w:r>
+              <w:rPr>
+                <w:rFonts w:ascii="Arial" w:eastAsia="Arial" w:hAnsi="Arial" w:cs="Arial"/>
+                <w:b/>
+                <w:bCs/>
+                <w:sz w:val="20"/>
+                <w:szCs w:val="20"/>
+              </w:rPr>
               <w:t>07</w:t>
             </w:r>
           </w:p>
@@ -813,8 +885,20 @@
                 <w:sz w:val="20"/>
                 <w:szCs w:val="20"/>
               </w:rPr>
-              <w:t>No. Identificación C.C o C.E</w:t>
-            </w:r>
+              <w:t xml:space="preserve">No. Identificación C.C o </w:t>
+            </w:r>
+            <w:proofErr w:type="gramStart"/>
+            <w:r>
+              <w:rPr>
+                <w:rFonts w:ascii="Arial" w:eastAsia="Arial" w:hAnsi="Arial" w:cs="Arial"/>
+                <w:b/>
+                <w:bCs/>
+                <w:sz w:val="20"/>
+                <w:szCs w:val="20"/>
+              </w:rPr>
+              <w:t>C.E</w:t>
+            </w:r>
+            <w:proofErr w:type="gramEnd"/>
           </w:p>
         </w:tc>
         <w:tc>
@@ -1364,7 +1448,29 @@
                 <w:sz w:val="20"/>
                 <w:szCs w:val="20"/>
               </w:rPr>
-              <w:t>AVANCES Y LOGROS DEL MES (relacionar en cada obligación y/o actividad si cuenta con evidencia de cumplimiento en el link del informe cargado en SECOP II o indicar donde reposa la misma)</w:t>
+              <w:t xml:space="preserve">AVANCES Y LOGROS DEL MES (relacionar en cada obligación y/o actividad si cuenta con evidencia de cumplimiento en el </w:t>
+            </w:r>
+            <w:proofErr w:type="gramStart"/>
+            <w:r>
+              <w:rPr>
+                <w:rFonts w:ascii="Arial" w:eastAsia="Arial" w:hAnsi="Arial" w:cs="Arial"/>
+                <w:b/>
+                <w:bCs/>
+                <w:sz w:val="20"/>
+                <w:szCs w:val="20"/>
+              </w:rPr>
+              <w:t>link</w:t>
+            </w:r>
+            <w:proofErr w:type="gramEnd"/>
+            <w:r>
+              <w:rPr>
+                <w:rFonts w:ascii="Arial" w:eastAsia="Arial" w:hAnsi="Arial" w:cs="Arial"/>
+                <w:b/>
+                <w:bCs/>
+                <w:sz w:val="20"/>
+                <w:szCs w:val="20"/>
+              </w:rPr>
+              <w:t xml:space="preserve"> del informe cargado en SECOP II o indicar donde reposa la misma)</w:t>
             </w:r>
           </w:p>
         </w:tc>
@@ -1435,20 +1541,168 @@
             <w:vAlign w:val="center"/>
           </w:tcPr>
           <w:p>
-            <w:r>
-              <w:t>Se atendieron las solicitudes formales de selección muestral del programa Colombia Solar que remitió Nixon Pabón Medina: el 2 de junio para los departamentos de Sucre, Guajira, Cesar y Magdalena, y el 18 de junio para Santander y Arauca. El departamento de Boyacá, solicitado en meses anteriores, se completó y entregó también durante junio.</w:t>
-            </w:r>
-          </w:p>
-          <w:p/>
-          <w:p>
-            <w:r>
-              <w:t>Para cada uno de los siete departamentos se revisó la base de usuarios del servicio de energía y se aplicaron los seis criterios que definen quién puede ser beneficiario del programa: que tenga medidor instalado, que pertenezca a estrato 1, 2 o 3, que el transformador que lo atiende esté registrado, que su consumo mensual esté entre 40 y 300 kWh, y que no tenga una deuda superior a $100.000 con el operador de energía. Con esos filtros se obtuvo, para cada departamento, el listado final de usuarios elegibles agrupado por municipio (y en algunos casos por barrio o circuito, cuando la información disponible lo permitió), junto con un documento que explica la metodología aplicada, los hallazgos del análisis y las recomendaciones para el equipo del programa. Esta información le permite al equipo de Colombia Solar identificar con precisión cuántas familias pueden beneficiarse en cada departamento y dónde se concentran, para priorizar la ejecución de los proyectos.</w:t>
-            </w:r>
-          </w:p>
-          <w:p/>
-          <w:p>
-            <w:r>
-              <w:t>Santander fue el departamento de mayor volumen procesado hasta ahora: de 921.947 usuarios en la base, 445.385 resultaron elegibles (48,3%), distribuidos en 87 municipios; fue también la primera vez que se logró ubicar a los usuarios por barrio, cruzando la información con los mapas oficiales del DANE. Arauca, con 62.986 usuarios en base, tuvo 38.330 elegibles (60,9%), la proporción más alta entre todos los departamentos analizados hasta la fecha. Boyacá, con 364.792 usuarios en base, tuvo 201.200 elegibles (55,2%) en 123 municipios, con una cobertura de medidores prácticamente total y muy baja proporción de usuarios con deudas pendientes.</w:t>
+            <w:pPr>
+              <w:jc w:val="both"/>
+              <w:rPr>
+                <w:rFonts w:ascii="Arial" w:eastAsia="Arial" w:hAnsi="Arial" w:cs="Arial"/>
+                <w:sz w:val="20"/>
+                <w:szCs w:val="20"/>
+              </w:rPr>
+            </w:pPr>
+            <w:r>
+              <w:rPr>
+                <w:rFonts w:ascii="Arial" w:eastAsia="Arial" w:hAnsi="Arial" w:cs="Arial"/>
+                <w:sz w:val="20"/>
+                <w:szCs w:val="20"/>
+              </w:rPr>
+              <w:t xml:space="preserve">Se atendieron las solicitudes formales de selección muestral del programa </w:t>
+            </w:r>
+            <w:r>
+              <w:rPr>
+                <w:rFonts w:ascii="Arial" w:eastAsia="Arial" w:hAnsi="Arial" w:cs="Arial"/>
+                <w:b/>
+                <w:bCs/>
+                <w:sz w:val="20"/>
+                <w:szCs w:val="20"/>
+              </w:rPr>
+              <w:t>Colombia Solar</w:t>
+            </w:r>
+            <w:r>
+              <w:rPr>
+                <w:rFonts w:ascii="Arial" w:eastAsia="Arial" w:hAnsi="Arial" w:cs="Arial"/>
+                <w:sz w:val="20"/>
+                <w:szCs w:val="20"/>
+              </w:rPr>
+              <w:t xml:space="preserve"> que remitió Nixon Pabón Medina: el 2 de junio para los departamentos de Sucre, Guajira, Cesar y Magdalena, y el 18 de junio para Santander y Arauca. El departamento de Boyacá, solicitado e</w:t>
+            </w:r>
+            <w:r>
+              <w:rPr>
+                <w:rFonts w:ascii="Arial" w:eastAsia="Arial" w:hAnsi="Arial" w:cs="Arial"/>
+                <w:sz w:val="20"/>
+                <w:szCs w:val="20"/>
+              </w:rPr>
+              <w:t>l mes de mayo</w:t>
+            </w:r>
+            <w:r>
+              <w:rPr>
+                <w:rFonts w:ascii="Arial" w:eastAsia="Arial" w:hAnsi="Arial" w:cs="Arial"/>
+                <w:sz w:val="20"/>
+                <w:szCs w:val="20"/>
+              </w:rPr>
+              <w:t>,</w:t>
+            </w:r>
+            <w:r>
+              <w:rPr>
+                <w:rFonts w:ascii="Arial" w:eastAsia="Arial" w:hAnsi="Arial" w:cs="Arial"/>
+                <w:sz w:val="20"/>
+                <w:szCs w:val="20"/>
+              </w:rPr>
+              <w:t xml:space="preserve"> pero</w:t>
+            </w:r>
+            <w:r>
+              <w:rPr>
+                <w:rFonts w:ascii="Arial" w:eastAsia="Arial" w:hAnsi="Arial" w:cs="Arial"/>
+                <w:sz w:val="20"/>
+                <w:szCs w:val="20"/>
+              </w:rPr>
+              <w:t xml:space="preserve"> se completó y entregó también durante junio.</w:t>
+            </w:r>
+          </w:p>
+          <w:p>
+            <w:pPr>
+              <w:jc w:val="both"/>
+              <w:rPr>
+                <w:rFonts w:ascii="Arial" w:eastAsia="Arial" w:hAnsi="Arial" w:cs="Arial"/>
+                <w:sz w:val="20"/>
+                <w:szCs w:val="20"/>
+              </w:rPr>
+            </w:pPr>
+          </w:p>
+          <w:p>
+            <w:pPr>
+              <w:jc w:val="both"/>
+              <w:rPr>
+                <w:rFonts w:ascii="Arial" w:eastAsia="Arial" w:hAnsi="Arial" w:cs="Arial"/>
+                <w:sz w:val="20"/>
+                <w:szCs w:val="20"/>
+              </w:rPr>
+            </w:pPr>
+            <w:r>
+              <w:rPr>
+                <w:rFonts w:ascii="Arial" w:eastAsia="Arial" w:hAnsi="Arial" w:cs="Arial"/>
+                <w:sz w:val="20"/>
+                <w:szCs w:val="20"/>
+              </w:rPr>
+              <w:t xml:space="preserve">Para cada uno de los siete departamentos se revisó la base de usuarios del servicio de energía y se aplicaron los seis criterios que definen quién puede ser beneficiario del programa: que tenga medidor instalado, que pertenezca a estrato 1, 2 o 3, que el transformador que lo atiende esté registrado, que su consumo mensual esté entre 40 y 300 kWh, y que no tenga una deuda superior a $100.000 con el operador de energía. Con esos filtros se obtuvo, para cada departamento, el listado final de usuarios elegibles agrupado por municipio </w:t>
+            </w:r>
+            <w:r>
+              <w:rPr>
+                <w:rFonts w:ascii="Arial" w:eastAsia="Arial" w:hAnsi="Arial" w:cs="Arial"/>
+                <w:sz w:val="20"/>
+                <w:szCs w:val="20"/>
+              </w:rPr>
+              <w:t xml:space="preserve">usando </w:t>
+            </w:r>
+            <w:r>
+              <w:rPr>
+                <w:rFonts w:ascii="Arial" w:eastAsia="Arial" w:hAnsi="Arial" w:cs="Arial"/>
+                <w:sz w:val="20"/>
+                <w:szCs w:val="20"/>
+              </w:rPr>
+              <w:t xml:space="preserve">los </w:t>
+            </w:r>
+            <w:r>
+              <w:rPr>
+                <w:rFonts w:ascii="Arial" w:eastAsia="Arial" w:hAnsi="Arial" w:cs="Arial"/>
+                <w:sz w:val="20"/>
+                <w:szCs w:val="20"/>
+              </w:rPr>
+              <w:t xml:space="preserve">datos del DANE </w:t>
+            </w:r>
+            <w:r>
+              <w:rPr>
+                <w:rFonts w:ascii="Arial" w:eastAsia="Arial" w:hAnsi="Arial" w:cs="Arial"/>
+                <w:sz w:val="20"/>
+                <w:szCs w:val="20"/>
+              </w:rPr>
+              <w:t>(y en algunos casos por barrio o circuito, cuando la información disponible lo permitió), junto con un documento que explica la metodología aplicada, los hallazgos del análisis y las recomendaciones para el equipo del programa. Esta información le permite al equipo de Colombia Solar identificar con precisión cuántas familias pueden beneficiarse en cada departamento y dónde se concentran, para priorizar la ejecución de los proyectos.</w:t>
+            </w:r>
+          </w:p>
+          <w:p>
+            <w:pPr>
+              <w:jc w:val="both"/>
+              <w:rPr>
+                <w:rFonts w:ascii="Arial" w:eastAsia="Arial" w:hAnsi="Arial" w:cs="Arial"/>
+                <w:sz w:val="20"/>
+                <w:szCs w:val="20"/>
+              </w:rPr>
+            </w:pPr>
+          </w:p>
+          <w:p>
+            <w:pPr>
+              <w:jc w:val="both"/>
+              <w:rPr>
+                <w:rFonts w:ascii="Arial" w:eastAsia="Arial" w:hAnsi="Arial" w:cs="Arial"/>
+                <w:sz w:val="20"/>
+                <w:szCs w:val="20"/>
+              </w:rPr>
+            </w:pPr>
+            <w:r>
+              <w:rPr>
+                <w:rFonts w:ascii="Arial" w:eastAsia="Arial" w:hAnsi="Arial" w:cs="Arial"/>
+                <w:sz w:val="20"/>
+                <w:szCs w:val="20"/>
+              </w:rPr>
+              <w:t xml:space="preserve">Santander fue el departamento de mayor volumen procesado hasta ahora: de 921.947 usuarios en la base, 445.385 resultaron elegibles (48,3%), distribuidos en 87 municipios; fue también la primera vez que se logró ubicar a los usuarios por barrio, cruzando la información con los mapas </w:t>
+            </w:r>
+            <w:r>
+              <w:rPr>
+                <w:rFonts w:ascii="Arial" w:eastAsia="Arial" w:hAnsi="Arial" w:cs="Arial"/>
+                <w:sz w:val="20"/>
+                <w:szCs w:val="20"/>
+              </w:rPr>
+              <w:lastRenderedPageBreak/>
+              <w:t>oficiales del DANE. Arauca, con 62.986 usuarios en base, tuvo 38.330 elegibles (60,9%), la proporción más alta entre todos los departamentos analizados hasta la fecha. Boyacá, con 364.792 usuarios en base, tuvo 201.200 elegibles (55,2%) en 123 municipios, con una cobertura de medidores prácticamente total y muy baja proporción de usuarios con deudas pendientes.</w:t>
             </w:r>
           </w:p>
         </w:tc>
@@ -1502,6 +1756,7 @@
                 <w:between w:val="nil"/>
               </w:pBdr>
               <w:spacing w:line="276" w:lineRule="auto"/>
+              <w:jc w:val="both"/>
               <w:rPr>
                 <w:rFonts w:ascii="Arial" w:eastAsia="Arial" w:hAnsi="Arial" w:cs="Arial"/>
                 <w:b/>
@@ -1533,7 +1788,6 @@
                 <w:rFonts w:ascii="Arial" w:eastAsia="Arial" w:hAnsi="Arial" w:cs="Arial"/>
                 <w:sz w:val="20"/>
                 <w:szCs w:val="20"/>
-                <w:highlight w:val="white"/>
               </w:rPr>
             </w:pPr>
           </w:p>
@@ -1588,6 +1842,7 @@
                 <w:between w:val="nil"/>
               </w:pBdr>
               <w:spacing w:line="276" w:lineRule="auto"/>
+              <w:jc w:val="both"/>
               <w:rPr>
                 <w:rFonts w:ascii="Arial" w:eastAsia="Arial" w:hAnsi="Arial" w:cs="Arial"/>
                 <w:b/>
@@ -1619,7 +1874,6 @@
                 <w:rFonts w:ascii="Arial" w:eastAsia="Arial" w:hAnsi="Arial" w:cs="Arial"/>
                 <w:sz w:val="20"/>
                 <w:szCs w:val="20"/>
-                <w:highlight w:val="white"/>
               </w:rPr>
             </w:pPr>
           </w:p>
@@ -1691,74 +1945,406 @@
             <w:vAlign w:val="center"/>
           </w:tcPr>
           <w:p>
-            <w:r>
+            <w:pPr>
+              <w:jc w:val="both"/>
+              <w:rPr>
+                <w:rFonts w:ascii="Arial" w:eastAsia="Arial" w:hAnsi="Arial" w:cs="Arial"/>
+                <w:sz w:val="20"/>
+                <w:szCs w:val="20"/>
+              </w:rPr>
+            </w:pPr>
+            <w:r>
+              <w:rPr>
+                <w:rFonts w:ascii="Arial" w:eastAsia="Arial" w:hAnsi="Arial" w:cs="Arial"/>
+                <w:sz w:val="20"/>
+                <w:szCs w:val="20"/>
+              </w:rPr>
               <w:t>Se desarrollaron y mejoraron los siguientes módulos del Portal de Dirección (https://portalviceministerioenergia.minenergia.gov.co/):</w:t>
             </w:r>
           </w:p>
-          <w:p/>
-          <w:p>
-            <w:r>
+          <w:p>
+            <w:pPr>
+              <w:jc w:val="both"/>
+              <w:rPr>
+                <w:rFonts w:ascii="Arial" w:eastAsia="Arial" w:hAnsi="Arial" w:cs="Arial"/>
+                <w:sz w:val="20"/>
+                <w:szCs w:val="20"/>
+              </w:rPr>
+            </w:pPr>
+          </w:p>
+          <w:p>
+            <w:pPr>
+              <w:jc w:val="both"/>
+              <w:rPr>
+                <w:rFonts w:ascii="Arial" w:eastAsia="Arial" w:hAnsi="Arial" w:cs="Arial"/>
+                <w:sz w:val="20"/>
+                <w:szCs w:val="20"/>
+              </w:rPr>
+            </w:pPr>
+            <w:r>
+              <w:rPr>
+                <w:rFonts w:ascii="Arial" w:eastAsia="Arial" w:hAnsi="Arial" w:cs="Arial"/>
+                <w:sz w:val="20"/>
+                <w:szCs w:val="20"/>
+              </w:rPr>
               <w:t>En el tablero de Informes se transformó por completo la forma de consultar los boletines e informes energéticos: antes había que abrir cada documento uno por uno dentro de un visor; ahora funciona como un explorador de archivos, con listas organizadas por fecha que permiten buscar y descargar directamente el boletín energético mensual o el informe diario de XM que se necesite, sin navegar documento por documento.</w:t>
             </w:r>
           </w:p>
-          <w:p/>
-          <w:p>
-            <w:r>
-              <w:t>Se creó un tablero completamente nuevo, llamado Predicciones, dedicado a mostrar hacia dónde va el nivel de los embalses del país (las represas que generan la mayor parte de la energía eléctrica de Colombia). El tablero incorpora el efecto esperado del fenómeno de El Niño y datos del IDEAM, y responde de forma visual a las dos preguntas que se venían planteando: en qué fecha se espera que los embalses lleguen al 80% de su capacidad, y cuándo se alcanzará el punto más alto antes de que empiece a bajar por el fenómeno de El Niño. Esta información fue la base del informe que se envió al Viceministro respondiendo en detalle esas dos preguntas.</w:t>
-            </w:r>
-          </w:p>
-          <w:p/>
-          <w:p>
-            <w:r>
-              <w:t>En el tablero de Supervisión, que sigue el avance físico y financiero de los proyectos de energías renovables no convencionales (FNCER), se dejó fijo por defecto el período 2015-2026 tanto en el tablero como en el resumen de la página de inicio, y se simplificaron los indicadores principales, dejando visibles solo los del avance total del portafolio y retirando los de avance de ejecución que generaban confusión al mostrarse juntos. Además, se detectó y corrigió un error en el cálculo del avance financiero: el sistema mostraba un porcentaje más alto del real (pasó de 83,58% a 70,04% tras la corrección) por un problema en la forma en que se convertían los datos desde los archivos de origen; esta corrección era necesaria porque ese indicador es uno de los que supervisión reporta a otras instancias del Ministerio, y debía reflejar la cifra exacta. También se agregó un tercer indicador de avance general del portafolio (73,95%), que resume en una sola cifra los avances físico y financiero.</w:t>
-            </w:r>
-          </w:p>
-          <w:p/>
-          <w:p>
-            <w:r>
-              <w:t>En el tablero de Subsidios se dejaron por defecto los datos del año 2025, el más relevante actualmente para la gestión, y se corrigió una inconsistencia por la cual el documento PDF que se descarga del tablero no siempre coincidía con los filtros activos en pantalla; ahora el documento descargado refleja exactamente lo que el usuario está viendo en ese momento.</w:t>
-            </w:r>
-          </w:p>
-          <w:p/>
-          <w:p>
-            <w:r>
-              <w:t>En las gráficas de curva S, que muestran el avance físico, de usuarios y de potencia de los proyectos de Contratos OR y FENOGE frente a lo programado, se quitó una etiqueta redundante de los títulos y se corrigieron tres errores que afectaban la lectura del avance real: primero, cuando un proyecto no reportaba datos en cierto mes y el archivo de origen dejaba la celda en blanco, el sistema lo interpretaba como un retroceso y borraba el avance ya acumulado — se corrigió para que, ante datos faltantes, se mantenga el último avance conocido en lugar de mostrar una caída falsa. Segundo, cuando el equipo de campo corregía datos de meses anteriores, la línea de lo programado podía retroceder en el tiempo, lo cual no tiene sentido en un avance acumulado — se corrigió para que esa línea nunca disminuya. Tercero, un proyecto llegó a mostrar más del 100% de avance por un error de digitación en el archivo de origen — se limitó el indicador para que nunca supere el 100%. Adicionalmente, se agregaron dos indicadores nuevos en los tableros de Contratos OR y FENOGE que muestran, en números absolutos y no solo en porcentaje, la suma total de usuarios beneficiados y de potencia instalada de todos los proyectos, dato que supervisión necesitaba para sus propios reportes.</w:t>
-            </w:r>
-          </w:p>
-          <w:p/>
-          <w:p>
-            <w:r>
+          <w:p>
+            <w:pPr>
+              <w:jc w:val="both"/>
+              <w:rPr>
+                <w:rFonts w:ascii="Arial" w:eastAsia="Arial" w:hAnsi="Arial" w:cs="Arial"/>
+                <w:sz w:val="20"/>
+                <w:szCs w:val="20"/>
+              </w:rPr>
+            </w:pPr>
+          </w:p>
+          <w:p>
+            <w:pPr>
+              <w:jc w:val="both"/>
+              <w:rPr>
+                <w:rFonts w:ascii="Arial" w:eastAsia="Arial" w:hAnsi="Arial" w:cs="Arial"/>
+                <w:sz w:val="20"/>
+                <w:szCs w:val="20"/>
+              </w:rPr>
+            </w:pPr>
+            <w:r>
+              <w:rPr>
+                <w:rFonts w:ascii="Arial" w:eastAsia="Arial" w:hAnsi="Arial" w:cs="Arial"/>
+                <w:sz w:val="20"/>
+                <w:szCs w:val="20"/>
+              </w:rPr>
+              <w:t xml:space="preserve">Se creó un tablero completamente nuevo, llamado Predicciones, dedicado a mostrar hacia dónde va el nivel de los embalses del país (las represas que generan la mayor parte de la energía eléctrica de Colombia). El tablero incorpora el efecto esperado del fenómeno de El Niño y datos del IDEAM, y responde de forma visual a las dos preguntas que se venían planteando: en qué fecha se espera que los embalses lleguen al 80% de su capacidad, y cuándo se alcanzará el punto más alto antes de que empiece a bajar por el fenómeno de El Niño. Esta información fue la base del informe que se envió al </w:t>
+            </w:r>
+            <w:r>
+              <w:rPr>
+                <w:rFonts w:ascii="Arial" w:eastAsia="Arial" w:hAnsi="Arial" w:cs="Arial"/>
+                <w:sz w:val="20"/>
+                <w:szCs w:val="20"/>
+              </w:rPr>
+              <w:t>viceministro</w:t>
+            </w:r>
+            <w:r>
+              <w:rPr>
+                <w:rFonts w:ascii="Arial" w:eastAsia="Arial" w:hAnsi="Arial" w:cs="Arial"/>
+                <w:sz w:val="20"/>
+                <w:szCs w:val="20"/>
+              </w:rPr>
+              <w:t xml:space="preserve"> respondiendo en detalle esas dos preguntas.</w:t>
+            </w:r>
+          </w:p>
+          <w:p>
+            <w:pPr>
+              <w:jc w:val="both"/>
+              <w:rPr>
+                <w:rFonts w:ascii="Arial" w:eastAsia="Arial" w:hAnsi="Arial" w:cs="Arial"/>
+                <w:sz w:val="20"/>
+                <w:szCs w:val="20"/>
+              </w:rPr>
+            </w:pPr>
+          </w:p>
+          <w:p>
+            <w:pPr>
+              <w:jc w:val="both"/>
+              <w:rPr>
+                <w:rFonts w:ascii="Arial" w:eastAsia="Arial" w:hAnsi="Arial" w:cs="Arial"/>
+                <w:sz w:val="20"/>
+                <w:szCs w:val="20"/>
+              </w:rPr>
+            </w:pPr>
+            <w:r>
+              <w:rPr>
+                <w:rFonts w:ascii="Arial" w:eastAsia="Arial" w:hAnsi="Arial" w:cs="Arial"/>
+                <w:sz w:val="20"/>
+                <w:szCs w:val="20"/>
+              </w:rPr>
+              <w:t xml:space="preserve">En el tablero de Supervisión, que sigue el avance físico y financiero de los proyectos de energías renovables no convencionales (FNCER), se dejó fijo por defecto el período 2015-2026 tanto en el tablero como en el resumen de la página de inicio, y se simplificaron los indicadores principales, dejando visibles solo los del avance total del portafolio y retirando los de avance de ejecución que generaban confusión al mostrarse juntos. </w:t>
+            </w:r>
+            <w:r>
+              <w:rPr>
+                <w:rFonts w:ascii="Arial" w:eastAsia="Arial" w:hAnsi="Arial" w:cs="Arial"/>
+                <w:sz w:val="20"/>
+                <w:szCs w:val="20"/>
+              </w:rPr>
+              <w:t>También se agregó un tercer indicador de avance general del portafolio (73,95%), que resume en una sola cifra los avances físico y financiero.</w:t>
+            </w:r>
+          </w:p>
+          <w:p>
+            <w:pPr>
+              <w:jc w:val="both"/>
+              <w:rPr>
+                <w:rFonts w:ascii="Arial" w:eastAsia="Arial" w:hAnsi="Arial" w:cs="Arial"/>
+                <w:sz w:val="20"/>
+                <w:szCs w:val="20"/>
+              </w:rPr>
+            </w:pPr>
+          </w:p>
+          <w:p>
+            <w:pPr>
+              <w:jc w:val="both"/>
+              <w:rPr>
+                <w:rFonts w:ascii="Arial" w:eastAsia="Arial" w:hAnsi="Arial" w:cs="Arial"/>
+                <w:sz w:val="20"/>
+                <w:szCs w:val="20"/>
+              </w:rPr>
+            </w:pPr>
+            <w:r>
+              <w:rPr>
+                <w:rFonts w:ascii="Arial" w:eastAsia="Arial" w:hAnsi="Arial" w:cs="Arial"/>
+                <w:sz w:val="20"/>
+                <w:szCs w:val="20"/>
+              </w:rPr>
+              <w:t>En el tablero de Subsidios se dejaron por defecto los datos del año 2025, el más relevante actualmente para la gestión</w:t>
+            </w:r>
+            <w:r>
+              <w:rPr>
+                <w:rFonts w:ascii="Arial" w:eastAsia="Arial" w:hAnsi="Arial" w:cs="Arial"/>
+                <w:sz w:val="20"/>
+                <w:szCs w:val="20"/>
+              </w:rPr>
+              <w:t>.</w:t>
+            </w:r>
+          </w:p>
+          <w:p>
+            <w:pPr>
+              <w:jc w:val="both"/>
+              <w:rPr>
+                <w:rFonts w:ascii="Arial" w:eastAsia="Arial" w:hAnsi="Arial" w:cs="Arial"/>
+                <w:sz w:val="20"/>
+                <w:szCs w:val="20"/>
+              </w:rPr>
+            </w:pPr>
+          </w:p>
+          <w:p>
+            <w:pPr>
+              <w:jc w:val="both"/>
+              <w:rPr>
+                <w:rFonts w:ascii="Arial" w:eastAsia="Arial" w:hAnsi="Arial" w:cs="Arial"/>
+                <w:sz w:val="20"/>
+                <w:szCs w:val="20"/>
+              </w:rPr>
+            </w:pPr>
+            <w:r>
+              <w:rPr>
+                <w:rFonts w:ascii="Arial" w:eastAsia="Arial" w:hAnsi="Arial" w:cs="Arial"/>
+                <w:sz w:val="20"/>
+                <w:szCs w:val="20"/>
+              </w:rPr>
+              <w:t xml:space="preserve">En las gráficas de curva S, que muestran el avance físico, de usuarios y de potencia de los proyectos de Contratos OR y FENOGE frente a lo programado, se quitó una etiqueta redundante de los títulos y se corrigieron tres errores que afectaban la lectura del avance real: primero, cuando un proyecto no reportaba datos en cierto mes y el archivo de origen dejaba la celda en blanco, el sistema lo interpretaba como un retroceso y borraba el avance ya acumulado — se corrigió para que, ante datos faltantes, se mantenga el último avance conocido en lugar de mostrar una caída falsa. Segundo, cuando el equipo de campo corregía datos de meses anteriores, la línea de lo programado podía retroceder en el tiempo, lo cual no tiene sentido en un avance acumulado — se corrigió para que esa línea nunca disminuya. Tercero, un proyecto llegó a mostrar más del 100% de avance por un error de digitación en el archivo de origen — se limitó el indicador para que nunca supere el 100%. Adicionalmente, se agregaron dos </w:t>
+            </w:r>
+            <w:r>
+              <w:rPr>
+                <w:rFonts w:ascii="Arial" w:eastAsia="Arial" w:hAnsi="Arial" w:cs="Arial"/>
+                <w:sz w:val="20"/>
+                <w:szCs w:val="20"/>
+              </w:rPr>
+              <w:lastRenderedPageBreak/>
+              <w:t>indicadores nuevos en los tableros de Contratos OR y FENOGE que muestran, en números absolutos y no solo en porcentaje, la suma total de usuarios beneficiados y de potencia instalada de todos los proyectos, dato que supervisión necesitaba para sus propios reportes.</w:t>
+            </w:r>
+          </w:p>
+          <w:p>
+            <w:pPr>
+              <w:jc w:val="both"/>
+              <w:rPr>
+                <w:rFonts w:ascii="Arial" w:eastAsia="Arial" w:hAnsi="Arial" w:cs="Arial"/>
+                <w:sz w:val="20"/>
+                <w:szCs w:val="20"/>
+              </w:rPr>
+            </w:pPr>
+          </w:p>
+          <w:p>
+            <w:pPr>
+              <w:jc w:val="both"/>
+              <w:rPr>
+                <w:rFonts w:ascii="Arial" w:eastAsia="Arial" w:hAnsi="Arial" w:cs="Arial"/>
+                <w:sz w:val="20"/>
+                <w:szCs w:val="20"/>
+              </w:rPr>
+            </w:pPr>
+            <w:r>
+              <w:rPr>
+                <w:rFonts w:ascii="Arial" w:eastAsia="Arial" w:hAnsi="Arial" w:cs="Arial"/>
+                <w:sz w:val="20"/>
+                <w:szCs w:val="20"/>
+              </w:rPr>
               <w:t>En Contratos OR se actualizó la cifra de usuarios beneficiados con la información más reciente enviada por el equipo de seguimiento, se incorporaron los datos de avance físico y financiero actualizados, y se habilitó la descarga directa, desde el propio tablero, de las actas de seguimiento y de los informes de la interventoría (ENAM), documentos que antes solo estaban disponibles por fuera del portal.</w:t>
             </w:r>
           </w:p>
-          <w:p/>
-          <w:p>
-            <w:r>
+          <w:p>
+            <w:pPr>
+              <w:jc w:val="both"/>
+              <w:rPr>
+                <w:rFonts w:ascii="Arial" w:eastAsia="Arial" w:hAnsi="Arial" w:cs="Arial"/>
+                <w:sz w:val="20"/>
+                <w:szCs w:val="20"/>
+              </w:rPr>
+            </w:pPr>
+          </w:p>
+          <w:p>
+            <w:pPr>
+              <w:jc w:val="both"/>
+              <w:rPr>
+                <w:rFonts w:ascii="Arial" w:eastAsia="Arial" w:hAnsi="Arial" w:cs="Arial"/>
+                <w:sz w:val="20"/>
+                <w:szCs w:val="20"/>
+              </w:rPr>
+            </w:pPr>
+            <w:r>
+              <w:rPr>
+                <w:rFonts w:ascii="Arial" w:eastAsia="Arial" w:hAnsi="Arial" w:cs="Arial"/>
+                <w:sz w:val="20"/>
+                <w:szCs w:val="20"/>
+              </w:rPr>
               <w:t>En Colombia Solar se agregó un filtro por programa en las curvas S, de forma que ese tablero muestre únicamente sus propios proyectos y no se mezclen con los de otros programas de Contratos OR.</w:t>
             </w:r>
           </w:p>
-          <w:p/>
-          <w:p>
-            <w:r>
+          <w:p>
+            <w:pPr>
+              <w:jc w:val="both"/>
+              <w:rPr>
+                <w:rFonts w:ascii="Arial" w:eastAsia="Arial" w:hAnsi="Arial" w:cs="Arial"/>
+                <w:sz w:val="20"/>
+                <w:szCs w:val="20"/>
+              </w:rPr>
+            </w:pPr>
+          </w:p>
+          <w:p>
+            <w:pPr>
+              <w:jc w:val="both"/>
+              <w:rPr>
+                <w:rFonts w:ascii="Arial" w:eastAsia="Arial" w:hAnsi="Arial" w:cs="Arial"/>
+                <w:sz w:val="20"/>
+                <w:szCs w:val="20"/>
+              </w:rPr>
+            </w:pPr>
+            <w:r>
+              <w:rPr>
+                <w:rFonts w:ascii="Arial" w:eastAsia="Arial" w:hAnsi="Arial" w:cs="Arial"/>
+                <w:sz w:val="20"/>
+                <w:szCs w:val="20"/>
+              </w:rPr>
               <w:t>En Comunidades Energéticas se actualizó la base de proyectos ya implementados con la información más reciente compartida por el equipo responsable, reflejando los proyectos nuevos que entraron en operación durante el mes.</w:t>
             </w:r>
           </w:p>
-          <w:p/>
-          <w:p>
-            <w:r>
+          <w:p>
+            <w:pPr>
+              <w:jc w:val="both"/>
+              <w:rPr>
+                <w:rFonts w:ascii="Arial" w:eastAsia="Arial" w:hAnsi="Arial" w:cs="Arial"/>
+                <w:sz w:val="20"/>
+                <w:szCs w:val="20"/>
+              </w:rPr>
+            </w:pPr>
+          </w:p>
+          <w:p>
+            <w:pPr>
+              <w:jc w:val="both"/>
+              <w:rPr>
+                <w:rFonts w:ascii="Arial" w:eastAsia="Arial" w:hAnsi="Arial" w:cs="Arial"/>
+                <w:sz w:val="20"/>
+                <w:szCs w:val="20"/>
+              </w:rPr>
+            </w:pPr>
+            <w:r>
+              <w:rPr>
+                <w:rFonts w:ascii="Arial" w:eastAsia="Arial" w:hAnsi="Arial" w:cs="Arial"/>
+                <w:sz w:val="20"/>
+                <w:szCs w:val="20"/>
+              </w:rPr>
               <w:t>En la página de inicio del portal se ampliaron las noticias mostradas, incorporando tres secciones nuevas dedicadas al sector de hidrocarburos (petróleo, gas, combustibles y derivados), que antes no tenía presencia en el portal, enfocado hasta ahora solo en energía eléctrica. Estas noticias se distinguen visualmente de las de energía con una etiqueta de color diferente, para identificar de un vistazo a qué sector corresponde cada una.</w:t>
             </w:r>
           </w:p>
-          <w:p/>
-          <w:p>
-            <w:r>
+          <w:p>
+            <w:pPr>
+              <w:jc w:val="both"/>
+              <w:rPr>
+                <w:rFonts w:ascii="Arial" w:eastAsia="Arial" w:hAnsi="Arial" w:cs="Arial"/>
+                <w:sz w:val="20"/>
+                <w:szCs w:val="20"/>
+              </w:rPr>
+            </w:pPr>
+          </w:p>
+          <w:p>
+            <w:pPr>
+              <w:jc w:val="both"/>
+              <w:rPr>
+                <w:rFonts w:ascii="Arial" w:eastAsia="Arial" w:hAnsi="Arial" w:cs="Arial"/>
+                <w:sz w:val="20"/>
+                <w:szCs w:val="20"/>
+              </w:rPr>
+            </w:pPr>
+            <w:r>
+              <w:rPr>
+                <w:rFonts w:ascii="Arial" w:eastAsia="Arial" w:hAnsi="Arial" w:cs="Arial"/>
+                <w:sz w:val="20"/>
+                <w:szCs w:val="20"/>
+              </w:rPr>
               <w:t>En Gestión del Sector se agregaron ayudas explicativas (ventanas emergentes) sobre los datos y las alertas que se muestran en los tableros de gestión del sector y de generación térmica, de manera que cualquier persona que consulte el portal, sin conocimiento técnico del sector eléctrico, pueda entender qué significa cada umbral, qué es el precio de escasez y cómo se clasifica cada estado de alerta, simplemente pasando el cursor sobre el dato.</w:t>
             </w:r>
-          </w:p>
-          <w:p/>
-          <w:p>
-            <w:r>
-              <w:t>Se agregó, en todos los módulos del portal, un nuevo botón flotante llamado Informe de Empalme, pensado para que cualquier usuario pueda descargar en un solo clic el documento de empalme una vez esté disponible (queda pendiente enlazar el archivo oficial cuando el equipo lo entregue, como se detalla en la Obligación 8). También se habilitó, en cada tablero del portal, un botón de descarga en PDF que genera automáticamente un documento con la réplica exacta de lo que se está viendo en pantalla, incluyendo los filtros activos en ese momento. Este documento le permite al equipo de supervisión y a otros usuarios del Ministerio usar el contenido de cualquier tablero para sus propios informes y reportes de seguimiento, sin depender de tener acceso al portal en ese momento, agilizando así el trabajo interno de los distintos equipos.</w:t>
+            <w:r>
+              <w:rPr>
+                <w:rFonts w:ascii="Arial" w:eastAsia="Arial" w:hAnsi="Arial" w:cs="Arial"/>
+                <w:sz w:val="20"/>
+                <w:szCs w:val="20"/>
+              </w:rPr>
+              <w:t xml:space="preserve"> </w:t>
+            </w:r>
+          </w:p>
+          <w:p>
+            <w:pPr>
+              <w:jc w:val="both"/>
+              <w:rPr>
+                <w:rFonts w:ascii="Arial" w:eastAsia="Arial" w:hAnsi="Arial" w:cs="Arial"/>
+                <w:sz w:val="20"/>
+                <w:szCs w:val="20"/>
+              </w:rPr>
+            </w:pPr>
+          </w:p>
+          <w:p>
+            <w:pPr>
+              <w:jc w:val="both"/>
+              <w:rPr>
+                <w:rFonts w:ascii="Arial" w:eastAsia="Arial" w:hAnsi="Arial" w:cs="Arial"/>
+                <w:sz w:val="20"/>
+                <w:szCs w:val="20"/>
+              </w:rPr>
+            </w:pPr>
+            <w:r>
+              <w:rPr>
+                <w:rFonts w:ascii="Arial" w:eastAsia="Arial" w:hAnsi="Arial" w:cs="Arial"/>
+                <w:sz w:val="20"/>
+                <w:szCs w:val="20"/>
+              </w:rPr>
+              <w:t xml:space="preserve">Se agregó, en todos los módulos del portal, un nuevo botón flotante llamado Informe de Empalme, pensado para que cualquier usuario pueda descargar en un solo clic el documento de empalme una vez esté disponible (queda pendiente enlazar el archivo oficial cuando el equipo lo entregue, como se detalla en la Obligación 8). </w:t>
+            </w:r>
+          </w:p>
+          <w:p>
+            <w:pPr>
+              <w:jc w:val="both"/>
+              <w:rPr>
+                <w:rFonts w:ascii="Arial" w:eastAsia="Arial" w:hAnsi="Arial" w:cs="Arial"/>
+                <w:sz w:val="20"/>
+                <w:szCs w:val="20"/>
+              </w:rPr>
+            </w:pPr>
+          </w:p>
+          <w:p>
+            <w:pPr>
+              <w:jc w:val="both"/>
+              <w:rPr>
+                <w:rFonts w:ascii="Arial" w:eastAsia="Arial" w:hAnsi="Arial" w:cs="Arial"/>
+                <w:sz w:val="20"/>
+                <w:szCs w:val="20"/>
+              </w:rPr>
+            </w:pPr>
+            <w:r>
+              <w:rPr>
+                <w:rFonts w:ascii="Arial" w:eastAsia="Arial" w:hAnsi="Arial" w:cs="Arial"/>
+                <w:sz w:val="20"/>
+                <w:szCs w:val="20"/>
+              </w:rPr>
+              <w:t>También se habilitó, en cada tablero del portal, un botón de descarga en PDF que genera automáticamente un documento con la réplica exacta de lo que se está viendo en pantalla, incluyendo los filtros activos en ese momento. Este documento le permite al equipo de supervisión y a otros usuarios del Ministerio usar el contenido de cualquier tablero para sus propios informes y reportes de seguimiento, sin depender de tener acceso al portal en ese momento, agilizando así el trabajo interno de los distintos equipos.</w:t>
             </w:r>
           </w:p>
         </w:tc>
@@ -1810,6 +2396,7 @@
                 <w:between w:val="nil"/>
               </w:pBdr>
               <w:spacing w:line="276" w:lineRule="auto"/>
+              <w:jc w:val="both"/>
               <w:rPr>
                 <w:rFonts w:ascii="Arial" w:eastAsia="Arial" w:hAnsi="Arial" w:cs="Arial"/>
                 <w:sz w:val="20"/>
@@ -1839,7 +2426,6 @@
                 <w:rFonts w:ascii="Arial" w:eastAsia="Arial" w:hAnsi="Arial" w:cs="Arial"/>
                 <w:sz w:val="20"/>
                 <w:szCs w:val="20"/>
-                <w:highlight w:val="white"/>
               </w:rPr>
             </w:pPr>
           </w:p>
@@ -1892,6 +2478,7 @@
                 <w:between w:val="nil"/>
               </w:pBdr>
               <w:spacing w:line="276" w:lineRule="auto"/>
+              <w:jc w:val="both"/>
               <w:rPr>
                 <w:rFonts w:ascii="Arial" w:eastAsia="Arial" w:hAnsi="Arial" w:cs="Arial"/>
                 <w:sz w:val="20"/>
@@ -1921,7 +2508,6 @@
                 <w:rFonts w:ascii="Arial" w:eastAsia="Arial" w:hAnsi="Arial" w:cs="Arial"/>
                 <w:sz w:val="20"/>
                 <w:szCs w:val="20"/>
-                <w:highlight w:val="white"/>
               </w:rPr>
             </w:pPr>
           </w:p>
@@ -1980,7 +2566,17 @@
                 <w:szCs w:val="20"/>
                 <w:highlight w:val="white"/>
               </w:rPr>
-              <w:t>Apoyar el almacenamiento, gestión y organización de documentos y archivos generados en el marco de las actividades contractuales, garantizando su adecuada administración en los sistemas de información dispuestos por la entidad.</w:t>
+              <w:t xml:space="preserve">Apoyar el almacenamiento, gestión y organización de documentos y </w:t>
+            </w:r>
+            <w:r>
+              <w:rPr>
+                <w:rFonts w:ascii="Arial" w:eastAsia="Arial" w:hAnsi="Arial" w:cs="Arial"/>
+                <w:sz w:val="20"/>
+                <w:szCs w:val="20"/>
+                <w:highlight w:val="white"/>
+              </w:rPr>
+              <w:lastRenderedPageBreak/>
+              <w:t>archivos generados en el marco de las actividades contractuales, garantizando su adecuada administración en los sistemas de información dispuestos por la entidad.</w:t>
             </w:r>
           </w:p>
         </w:tc>
@@ -1992,19 +2588,86 @@
             <w:vAlign w:val="center"/>
           </w:tcPr>
           <w:p>
-            <w:r>
-              <w:t>Se mantuvo el control de versiones de todos los desarrollos del portal en los repositorios de GitHub (frontend y backend), registrando cada cambio con su descripción correspondiente para dejar trazabilidad de lo implementado durante el mes.</w:t>
-            </w:r>
-          </w:p>
-          <w:p/>
-          <w:p>
-            <w:r>
+            <w:pPr>
+              <w:jc w:val="both"/>
+              <w:rPr>
+                <w:rFonts w:ascii="Arial" w:eastAsia="Arial" w:hAnsi="Arial" w:cs="Arial"/>
+                <w:sz w:val="20"/>
+                <w:szCs w:val="20"/>
+              </w:rPr>
+            </w:pPr>
+            <w:r>
+              <w:rPr>
+                <w:rFonts w:ascii="Arial" w:eastAsia="Arial" w:hAnsi="Arial" w:cs="Arial"/>
+                <w:sz w:val="20"/>
+                <w:szCs w:val="20"/>
+              </w:rPr>
+              <w:lastRenderedPageBreak/>
+              <w:t xml:space="preserve">Se mantuvo el control de versiones de todos los desarrollos del portal en los repositorios de GitHub (frontend y backend), registrando cada cambio </w:t>
+            </w:r>
+            <w:r>
+              <w:rPr>
+                <w:rFonts w:ascii="Arial" w:eastAsia="Arial" w:hAnsi="Arial" w:cs="Arial"/>
+                <w:sz w:val="20"/>
+                <w:szCs w:val="20"/>
+              </w:rPr>
+              <w:lastRenderedPageBreak/>
+              <w:t>con su descripción correspondiente para dejar trazabilidad de lo implementado durante el mes.</w:t>
+            </w:r>
+          </w:p>
+          <w:p>
+            <w:pPr>
+              <w:jc w:val="both"/>
+              <w:rPr>
+                <w:rFonts w:ascii="Arial" w:eastAsia="Arial" w:hAnsi="Arial" w:cs="Arial"/>
+                <w:sz w:val="20"/>
+                <w:szCs w:val="20"/>
+              </w:rPr>
+            </w:pPr>
+          </w:p>
+          <w:p>
+            <w:pPr>
+              <w:jc w:val="both"/>
+              <w:rPr>
+                <w:rFonts w:ascii="Arial" w:eastAsia="Arial" w:hAnsi="Arial" w:cs="Arial"/>
+                <w:sz w:val="20"/>
+                <w:szCs w:val="20"/>
+              </w:rPr>
+            </w:pPr>
+            <w:r>
+              <w:rPr>
+                <w:rFonts w:ascii="Arial" w:eastAsia="Arial" w:hAnsi="Arial" w:cs="Arial"/>
+                <w:sz w:val="20"/>
+                <w:szCs w:val="20"/>
+              </w:rPr>
               <w:t>Se recibió y gestionó a lo largo de junio el documento de seguimiento en el que la supervisión, a través de Diana Gutiérrez, consolida por módulo las correcciones y solicitudes que van surgiendo de sus reuniones con cada equipo de la Dirección; cada punto de ese documento fue implementado y quedó documentado en el desarrollo correspondiente.</w:t>
             </w:r>
           </w:p>
-          <w:p/>
-          <w:p>
-            <w:r>
+          <w:p>
+            <w:pPr>
+              <w:jc w:val="both"/>
+              <w:rPr>
+                <w:rFonts w:ascii="Arial" w:eastAsia="Arial" w:hAnsi="Arial" w:cs="Arial"/>
+                <w:sz w:val="20"/>
+                <w:szCs w:val="20"/>
+              </w:rPr>
+            </w:pPr>
+          </w:p>
+          <w:p>
+            <w:pPr>
+              <w:jc w:val="both"/>
+              <w:rPr>
+                <w:rFonts w:ascii="Arial" w:eastAsia="Arial" w:hAnsi="Arial" w:cs="Arial"/>
+                <w:sz w:val="20"/>
+                <w:szCs w:val="20"/>
+              </w:rPr>
+            </w:pPr>
+            <w:r>
+              <w:rPr>
+                <w:rFonts w:ascii="Arial" w:eastAsia="Arial" w:hAnsi="Arial" w:cs="Arial"/>
+                <w:sz w:val="20"/>
+                <w:szCs w:val="20"/>
+              </w:rPr>
               <w:t>Se organizaron los siete informes metodológicos del programa Colombia Solar junto con los correos de solicitud y respuesta de cada departamento, y se conservó el documento técnico que sustenta la metodología del nuevo tablero de Predicciones, como respaldo de la información publicada en el portal.</w:t>
             </w:r>
           </w:p>
@@ -2057,6 +2720,7 @@
                 <w:between w:val="nil"/>
               </w:pBdr>
               <w:spacing w:line="276" w:lineRule="auto"/>
+              <w:jc w:val="both"/>
               <w:rPr>
                 <w:rFonts w:ascii="Arial" w:eastAsia="Arial" w:hAnsi="Arial" w:cs="Arial"/>
                 <w:sz w:val="20"/>
@@ -2086,7 +2750,6 @@
                 <w:rFonts w:ascii="Arial" w:eastAsia="Arial" w:hAnsi="Arial" w:cs="Arial"/>
                 <w:sz w:val="20"/>
                 <w:szCs w:val="20"/>
-                <w:highlight w:val="white"/>
               </w:rPr>
             </w:pPr>
           </w:p>
@@ -2139,6 +2802,7 @@
                 <w:between w:val="nil"/>
               </w:pBdr>
               <w:spacing w:line="276" w:lineRule="auto"/>
+              <w:jc w:val="both"/>
               <w:rPr>
                 <w:rFonts w:ascii="Arial" w:eastAsia="Arial" w:hAnsi="Arial" w:cs="Arial"/>
                 <w:sz w:val="20"/>
@@ -2168,7 +2832,6 @@
                 <w:rFonts w:ascii="Arial" w:eastAsia="Arial" w:hAnsi="Arial" w:cs="Arial"/>
                 <w:sz w:val="20"/>
                 <w:szCs w:val="20"/>
-                <w:highlight w:val="white"/>
               </w:rPr>
             </w:pPr>
           </w:p>
@@ -2240,25 +2903,76 @@
             <w:vAlign w:val="center"/>
           </w:tcPr>
           <w:p>
-            <w:r>
+            <w:pPr>
+              <w:jc w:val="both"/>
+              <w:rPr>
+                <w:rFonts w:ascii="Arial" w:eastAsia="Arial" w:hAnsi="Arial" w:cs="Arial"/>
+                <w:sz w:val="20"/>
+                <w:szCs w:val="20"/>
+              </w:rPr>
+            </w:pPr>
+            <w:r>
+              <w:rPr>
+                <w:rFonts w:ascii="Arial" w:eastAsia="Arial" w:hAnsi="Arial" w:cs="Arial"/>
+                <w:sz w:val="20"/>
+                <w:szCs w:val="20"/>
+              </w:rPr>
               <w:t>Se monitoreó diariamente el avance de los proyectos FNCER a través del tablero de Supervisión, que trabaja con datos reales sincronizados automáticamente desde las bases de Excel que actualiza el equipo de Supervisión, evitando depender de cifras desactualizadas o cargadas manualmente.</w:t>
             </w:r>
           </w:p>
-          <w:p/>
-          <w:p>
-            <w:r>
-              <w:t>La corrección del cálculo del avance financiero, descrita en la Obligación 2, garantizó que este indicador refleje el valor real que reportan los archivos fuente y no una cifra inflada por un error de conversión de datos.</w:t>
-            </w:r>
-          </w:p>
-          <w:p/>
-          <w:p>
-            <w:r>
+          <w:p>
+            <w:pPr>
+              <w:jc w:val="both"/>
+              <w:rPr>
+                <w:rFonts w:ascii="Arial" w:eastAsia="Arial" w:hAnsi="Arial" w:cs="Arial"/>
+                <w:sz w:val="20"/>
+                <w:szCs w:val="20"/>
+              </w:rPr>
+            </w:pPr>
+          </w:p>
+          <w:p>
+            <w:pPr>
+              <w:jc w:val="both"/>
+              <w:rPr>
+                <w:rFonts w:ascii="Arial" w:eastAsia="Arial" w:hAnsi="Arial" w:cs="Arial"/>
+                <w:sz w:val="20"/>
+                <w:szCs w:val="20"/>
+              </w:rPr>
+            </w:pPr>
+            <w:r>
+              <w:rPr>
+                <w:rFonts w:ascii="Arial" w:eastAsia="Arial" w:hAnsi="Arial" w:cs="Arial"/>
+                <w:sz w:val="20"/>
+                <w:szCs w:val="20"/>
+              </w:rPr>
               <w:t>Se mantuvieron operativos los informes ejecutivos automatizados que se envían todos los días por correo y por Telegram, con los principales indicadores del sector eléctrico y las secciones de seguimiento propias de la Dirección de Energía Eléctrica.</w:t>
             </w:r>
           </w:p>
-          <w:p/>
-          <w:p>
-            <w:r>
+          <w:p>
+            <w:pPr>
+              <w:jc w:val="both"/>
+              <w:rPr>
+                <w:rFonts w:ascii="Arial" w:eastAsia="Arial" w:hAnsi="Arial" w:cs="Arial"/>
+                <w:sz w:val="20"/>
+                <w:szCs w:val="20"/>
+              </w:rPr>
+            </w:pPr>
+          </w:p>
+          <w:p>
+            <w:pPr>
+              <w:jc w:val="both"/>
+              <w:rPr>
+                <w:rFonts w:ascii="Arial" w:eastAsia="Arial" w:hAnsi="Arial" w:cs="Arial"/>
+                <w:sz w:val="20"/>
+                <w:szCs w:val="20"/>
+              </w:rPr>
+            </w:pPr>
+            <w:r>
+              <w:rPr>
+                <w:rFonts w:ascii="Arial" w:eastAsia="Arial" w:hAnsi="Arial" w:cs="Arial"/>
+                <w:sz w:val="20"/>
+                <w:szCs w:val="20"/>
+              </w:rPr>
               <w:t>Se realizó mantenimiento preventivo y correctivo del portal durante todo el mes, revisando su funcionamiento de forma constante para garantizar que estuviera siempre disponible para los usuarios.</w:t>
             </w:r>
           </w:p>
@@ -2340,7 +3054,6 @@
                 <w:rFonts w:ascii="Arial" w:eastAsia="Arial" w:hAnsi="Arial" w:cs="Arial"/>
                 <w:sz w:val="20"/>
                 <w:szCs w:val="20"/>
-                <w:highlight w:val="white"/>
               </w:rPr>
             </w:pPr>
           </w:p>
@@ -2422,7 +3135,6 @@
                 <w:rFonts w:ascii="Arial" w:eastAsia="Arial" w:hAnsi="Arial" w:cs="Arial"/>
                 <w:sz w:val="20"/>
                 <w:szCs w:val="20"/>
-                <w:highlight w:val="white"/>
               </w:rPr>
             </w:pPr>
           </w:p>
@@ -2494,25 +3206,104 @@
             <w:vAlign w:val="center"/>
           </w:tcPr>
           <w:p>
-            <w:r>
+            <w:pPr>
+              <w:jc w:val="both"/>
+              <w:rPr>
+                <w:rFonts w:ascii="Arial" w:eastAsia="Arial" w:hAnsi="Arial" w:cs="Arial"/>
+                <w:sz w:val="20"/>
+                <w:szCs w:val="20"/>
+              </w:rPr>
+            </w:pPr>
+            <w:r>
+              <w:rPr>
+                <w:rFonts w:ascii="Arial" w:eastAsia="Arial" w:hAnsi="Arial" w:cs="Arial"/>
+                <w:sz w:val="20"/>
+                <w:szCs w:val="20"/>
+              </w:rPr>
               <w:t>La coordinación con supervisión para las correcciones del portal se mantuvo, como en meses anteriores, a través del documento de seguimiento que actualiza Diana Gutiérrez con las correcciones que van surgiendo de sus reuniones con cada equipo; cada actualización se revisaba e implementaba en el portal según su orden de prioridad.</w:t>
             </w:r>
           </w:p>
-          <w:p/>
-          <w:p>
-            <w:r>
+          <w:p>
+            <w:pPr>
+              <w:jc w:val="both"/>
+              <w:rPr>
+                <w:rFonts w:ascii="Arial" w:eastAsia="Arial" w:hAnsi="Arial" w:cs="Arial"/>
+                <w:sz w:val="20"/>
+                <w:szCs w:val="20"/>
+              </w:rPr>
+            </w:pPr>
+          </w:p>
+          <w:p>
+            <w:pPr>
+              <w:jc w:val="both"/>
+              <w:rPr>
+                <w:rFonts w:ascii="Arial" w:eastAsia="Arial" w:hAnsi="Arial" w:cs="Arial"/>
+                <w:sz w:val="20"/>
+                <w:szCs w:val="20"/>
+              </w:rPr>
+            </w:pPr>
+            <w:r>
+              <w:rPr>
+                <w:rFonts w:ascii="Arial" w:eastAsia="Arial" w:hAnsi="Arial" w:cs="Arial"/>
+                <w:sz w:val="20"/>
+                <w:szCs w:val="20"/>
+              </w:rPr>
               <w:t>Las solicitudes de selección muestral del programa Colombia Solar llegaron directamente por correo de Nixon Pabón Medina, con copia a Daniel Villarreal, en dos momentos del mes: el 2 de junio para Sucre, Guajira, Cesar y Magdalena, y el 18 de junio para Santander y Arauca.</w:t>
             </w:r>
           </w:p>
-          <w:p/>
-          <w:p>
-            <w:r>
+          <w:p>
+            <w:pPr>
+              <w:jc w:val="both"/>
+              <w:rPr>
+                <w:rFonts w:ascii="Arial" w:eastAsia="Arial" w:hAnsi="Arial" w:cs="Arial"/>
+                <w:sz w:val="20"/>
+                <w:szCs w:val="20"/>
+              </w:rPr>
+            </w:pPr>
+          </w:p>
+          <w:p>
+            <w:pPr>
+              <w:jc w:val="both"/>
+              <w:rPr>
+                <w:rFonts w:ascii="Arial" w:eastAsia="Arial" w:hAnsi="Arial" w:cs="Arial"/>
+                <w:sz w:val="20"/>
+                <w:szCs w:val="20"/>
+              </w:rPr>
+            </w:pPr>
+            <w:r>
+              <w:rPr>
+                <w:rFonts w:ascii="Arial" w:eastAsia="Arial" w:hAnsi="Arial" w:cs="Arial"/>
+                <w:sz w:val="20"/>
+                <w:szCs w:val="20"/>
+              </w:rPr>
               <w:t>Se asistió de forma presencial a las instalaciones del Ministerio de Minas y Energía en Bogotá los días 22, 23 y 24 de junio de 2026, para participar en el alistamiento del proceso de empalme y en la revisión de los productos entregados durante el contrato.</w:t>
             </w:r>
           </w:p>
-          <w:p/>
-          <w:p>
-            <w:r>
+          <w:p>
+            <w:pPr>
+              <w:jc w:val="both"/>
+              <w:rPr>
+                <w:rFonts w:ascii="Arial" w:eastAsia="Arial" w:hAnsi="Arial" w:cs="Arial"/>
+                <w:sz w:val="20"/>
+                <w:szCs w:val="20"/>
+              </w:rPr>
+            </w:pPr>
+          </w:p>
+          <w:p>
+            <w:pPr>
+              <w:jc w:val="both"/>
+              <w:rPr>
+                <w:rFonts w:ascii="Arial" w:eastAsia="Arial" w:hAnsi="Arial" w:cs="Arial"/>
+                <w:sz w:val="20"/>
+                <w:szCs w:val="20"/>
+              </w:rPr>
+            </w:pPr>
+            <w:r>
+              <w:rPr>
+                <w:rFonts w:ascii="Arial" w:eastAsia="Arial" w:hAnsi="Arial" w:cs="Arial"/>
+                <w:sz w:val="20"/>
+                <w:szCs w:val="20"/>
+              </w:rPr>
               <w:t>Se sostuvieron sesiones de aclaración con Diana Gutiérrez cuando se requirió resolver dudas puntuales sobre la metodología de los datos o sobre la interpretación de alguna solicitud específica.</w:t>
             </w:r>
           </w:p>
@@ -2565,6 +3356,7 @@
                 <w:between w:val="nil"/>
               </w:pBdr>
               <w:spacing w:line="276" w:lineRule="auto"/>
+              <w:jc w:val="both"/>
               <w:rPr>
                 <w:rFonts w:ascii="Arial" w:eastAsia="Arial" w:hAnsi="Arial" w:cs="Arial"/>
                 <w:sz w:val="20"/>
@@ -2594,7 +3386,6 @@
                 <w:rFonts w:ascii="Arial" w:eastAsia="Arial" w:hAnsi="Arial" w:cs="Arial"/>
                 <w:sz w:val="20"/>
                 <w:szCs w:val="20"/>
-                <w:highlight w:val="white"/>
               </w:rPr>
             </w:pPr>
           </w:p>
@@ -2647,6 +3438,7 @@
                 <w:between w:val="nil"/>
               </w:pBdr>
               <w:spacing w:line="276" w:lineRule="auto"/>
+              <w:jc w:val="both"/>
               <w:rPr>
                 <w:rFonts w:ascii="Arial" w:eastAsia="Arial" w:hAnsi="Arial" w:cs="Arial"/>
                 <w:sz w:val="20"/>
@@ -2676,7 +3468,6 @@
                 <w:rFonts w:ascii="Arial" w:eastAsia="Arial" w:hAnsi="Arial" w:cs="Arial"/>
                 <w:sz w:val="20"/>
                 <w:szCs w:val="20"/>
-                <w:highlight w:val="white"/>
               </w:rPr>
             </w:pPr>
           </w:p>
@@ -2722,14 +3513,28 @@
           <w:p>
             <w:pPr>
               <w:jc w:val="both"/>
-            </w:pPr>
-            <w:r>
-              <w:rPr>
-                <w:rFonts w:ascii="Arial" w:eastAsia="Arial" w:hAnsi="Arial" w:cs="Arial"/>
-                <w:sz w:val="20"/>
-                <w:szCs w:val="20"/>
-              </w:rPr>
-              <w:t>Organizar sesiones de retroalimentación para mejorar las guías y protocolos basados en experiencias del equipo, a fin de monitorear el uso de herramientas y proporcionar soporte para resolver incidencias.</w:t>
+              <w:rPr>
+                <w:rFonts w:ascii="Arial" w:hAnsi="Arial" w:cs="Arial"/>
+                <w:sz w:val="20"/>
+                <w:szCs w:val="20"/>
+              </w:rPr>
+            </w:pPr>
+            <w:r>
+              <w:rPr>
+                <w:rFonts w:ascii="Arial" w:eastAsia="Arial" w:hAnsi="Arial" w:cs="Arial"/>
+                <w:sz w:val="20"/>
+                <w:szCs w:val="20"/>
+              </w:rPr>
+              <w:t xml:space="preserve">Organizar sesiones de retroalimentación para mejorar las guías y protocolos basados en experiencias del equipo, a fin de monitorear el uso de herramientas y </w:t>
+            </w:r>
+            <w:r>
+              <w:rPr>
+                <w:rFonts w:ascii="Arial" w:eastAsia="Arial" w:hAnsi="Arial" w:cs="Arial"/>
+                <w:sz w:val="20"/>
+                <w:szCs w:val="20"/>
+              </w:rPr>
+              <w:lastRenderedPageBreak/>
+              <w:t>proporcionar soporte para resolver incidencias.</w:t>
             </w:r>
           </w:p>
         </w:tc>
@@ -2741,15 +3546,82 @@
             <w:vAlign w:val="center"/>
           </w:tcPr>
           <w:p>
-            <w:r>
-              <w:t>Se continuó aplicando el protocolo de atención de observaciones establecido en meses anteriores: la supervisión consolida las correcciones y solicitudes por módulo, el equipo técnico las implementa en el portal, y la supervisión valida los resultados antes de cerrar cada punto.</w:t>
-            </w:r>
-          </w:p>
-          <w:p/>
-          <w:p>
-            <w:r>
-              <w:t>Durante la revisión de las curvas S del programa Colombia Solar se identificaron dos inconsistencias en los datos de origen que no correspondían a un error del portal, sino del archivo que alimenta la información: el proyecto Camaritagua mostraba un número de usuarios inferior al avance ya reportado, lo que generaba un porcentaje superior al 100%, y el proyecto Villas de San Pablo presentaba cifras que parecían corresponder a otro proyecto distinto. Ambos hallazgos se comunicaron a la supervisión para su gestión ante la PMO del programa, ya que la corrección de esos datos le corresponde a quienes administran el archivo de origen y no al portal.</w:t>
-            </w:r>
+            <w:pPr>
+              <w:jc w:val="both"/>
+              <w:rPr>
+                <w:rFonts w:ascii="Arial" w:eastAsia="Arial" w:hAnsi="Arial" w:cs="Arial"/>
+                <w:sz w:val="20"/>
+                <w:szCs w:val="20"/>
+              </w:rPr>
+            </w:pPr>
+            <w:r>
+              <w:rPr>
+                <w:rFonts w:ascii="Arial" w:eastAsia="Arial" w:hAnsi="Arial" w:cs="Arial"/>
+                <w:sz w:val="20"/>
+                <w:szCs w:val="20"/>
+              </w:rPr>
+              <w:lastRenderedPageBreak/>
+              <w:t>Se continuó aplicando el protocolo de atención de observaciones establecido en meses anteriores: la supervisión consolida las correcciones y solicitudes por módulo, implement</w:t>
+            </w:r>
+            <w:r>
+              <w:rPr>
+                <w:rFonts w:ascii="Arial" w:eastAsia="Arial" w:hAnsi="Arial" w:cs="Arial"/>
+                <w:sz w:val="20"/>
+                <w:szCs w:val="20"/>
+              </w:rPr>
+              <w:t>o</w:t>
+            </w:r>
+            <w:r>
+              <w:rPr>
+                <w:rFonts w:ascii="Arial" w:eastAsia="Arial" w:hAnsi="Arial" w:cs="Arial"/>
+                <w:sz w:val="20"/>
+                <w:szCs w:val="20"/>
+              </w:rPr>
+              <w:t xml:space="preserve"> </w:t>
+            </w:r>
+            <w:r>
+              <w:rPr>
+                <w:rFonts w:ascii="Arial" w:eastAsia="Arial" w:hAnsi="Arial" w:cs="Arial"/>
+                <w:sz w:val="20"/>
+                <w:szCs w:val="20"/>
+              </w:rPr>
+              <w:t xml:space="preserve">estas solicitudes </w:t>
+            </w:r>
+            <w:r>
+              <w:rPr>
+                <w:rFonts w:ascii="Arial" w:eastAsia="Arial" w:hAnsi="Arial" w:cs="Arial"/>
+                <w:sz w:val="20"/>
+                <w:szCs w:val="20"/>
+              </w:rPr>
+              <w:t>en el portal, y la supervisión valida los resultados antes de cerrar cada punto.</w:t>
+            </w:r>
+            <w:r>
+              <w:rPr>
+                <w:rFonts w:ascii="Arial" w:eastAsia="Arial" w:hAnsi="Arial" w:cs="Arial"/>
+                <w:sz w:val="20"/>
+                <w:szCs w:val="20"/>
+              </w:rPr>
+              <w:t xml:space="preserve"> Además, los </w:t>
+            </w:r>
+            <w:r>
+              <w:rPr>
+                <w:rFonts w:ascii="Arial" w:eastAsia="Arial" w:hAnsi="Arial" w:cs="Arial"/>
+                <w:sz w:val="20"/>
+                <w:szCs w:val="20"/>
+              </w:rPr>
+              <w:lastRenderedPageBreak/>
+              <w:t xml:space="preserve">hallazgos en los datos y problemas presentados con la compresión o procesamiento de los datos, se le comunicó a la supervisión. </w:t>
+            </w:r>
+          </w:p>
+          <w:p>
+            <w:pPr>
+              <w:jc w:val="both"/>
+              <w:rPr>
+                <w:rFonts w:ascii="Arial" w:eastAsia="Arial" w:hAnsi="Arial" w:cs="Arial"/>
+                <w:sz w:val="20"/>
+                <w:szCs w:val="20"/>
+              </w:rPr>
+            </w:pPr>
           </w:p>
         </w:tc>
       </w:tr>
@@ -2800,6 +3672,7 @@
                 <w:between w:val="nil"/>
               </w:pBdr>
               <w:spacing w:line="276" w:lineRule="auto"/>
+              <w:jc w:val="both"/>
               <w:rPr>
                 <w:rFonts w:ascii="Arial" w:eastAsia="Arial" w:hAnsi="Arial" w:cs="Arial"/>
                 <w:sz w:val="20"/>
@@ -2829,7 +3702,6 @@
                 <w:rFonts w:ascii="Arial" w:eastAsia="Arial" w:hAnsi="Arial" w:cs="Arial"/>
                 <w:sz w:val="20"/>
                 <w:szCs w:val="20"/>
-                <w:highlight w:val="white"/>
               </w:rPr>
             </w:pPr>
           </w:p>
@@ -2882,6 +3754,7 @@
                 <w:between w:val="nil"/>
               </w:pBdr>
               <w:spacing w:line="276" w:lineRule="auto"/>
+              <w:jc w:val="both"/>
               <w:rPr>
                 <w:rFonts w:ascii="Arial" w:eastAsia="Arial" w:hAnsi="Arial" w:cs="Arial"/>
                 <w:sz w:val="20"/>
@@ -2911,7 +3784,6 @@
                 <w:rFonts w:ascii="Arial" w:eastAsia="Arial" w:hAnsi="Arial" w:cs="Arial"/>
                 <w:sz w:val="20"/>
                 <w:szCs w:val="20"/>
-                <w:highlight w:val="white"/>
               </w:rPr>
             </w:pPr>
           </w:p>
@@ -2982,25 +3854,156 @@
             <w:vAlign w:val="center"/>
           </w:tcPr>
           <w:p>
-            <w:r>
+            <w:pPr>
+              <w:jc w:val="both"/>
+              <w:rPr>
+                <w:rFonts w:ascii="Arial" w:eastAsia="Arial" w:hAnsi="Arial" w:cs="Arial"/>
+                <w:sz w:val="20"/>
+                <w:szCs w:val="20"/>
+              </w:rPr>
+            </w:pPr>
+            <w:r>
+              <w:rPr>
+                <w:rFonts w:ascii="Arial" w:eastAsia="Arial" w:hAnsi="Arial" w:cs="Arial"/>
+                <w:sz w:val="20"/>
+                <w:szCs w:val="20"/>
+              </w:rPr>
               <w:t>Se elaboraron siete informes metodológicos de selección muestral del programa Colombia Solar, uno por cada departamento (Sucre, Guajira, Cesar, Magdalena, Arauca, Santander y Boyacá). Cada informe describe la metodología aplicada, los hallazgos particulares del análisis, las estadísticas de la población elegible y las recomendaciones técnicas para el equipo del programa, sirviendo como soporte técnico de la selección de beneficiarios en cada territorio.</w:t>
             </w:r>
           </w:p>
-          <w:p/>
-          <w:p>
-            <w:r>
-              <w:t>Se elaboró el documento técnico que sustenta la metodología del nuevo tablero de Predicciones, con el detalle del modelo de proyección hidrológica de los embalses, los indicadores climáticos considerados y el análisis de los distintos escenarios frente al fenómeno de El Niño; este documento fue, además, la base del informe enviado al Viceministro respondiendo las dos preguntas centrales sobre el comportamiento esperado de los embalses.</w:t>
-            </w:r>
-          </w:p>
-          <w:p/>
-          <w:p>
-            <w:r>
+          <w:p>
+            <w:pPr>
+              <w:jc w:val="both"/>
+              <w:rPr>
+                <w:rFonts w:ascii="Arial" w:eastAsia="Arial" w:hAnsi="Arial" w:cs="Arial"/>
+                <w:sz w:val="20"/>
+                <w:szCs w:val="20"/>
+              </w:rPr>
+            </w:pPr>
+          </w:p>
+          <w:p>
+            <w:pPr>
+              <w:jc w:val="both"/>
+              <w:rPr>
+                <w:rFonts w:ascii="Arial" w:eastAsia="Arial" w:hAnsi="Arial" w:cs="Arial"/>
+                <w:sz w:val="20"/>
+                <w:szCs w:val="20"/>
+              </w:rPr>
+            </w:pPr>
+            <w:r>
+              <w:rPr>
+                <w:rFonts w:ascii="Arial" w:eastAsia="Arial" w:hAnsi="Arial" w:cs="Arial"/>
+                <w:sz w:val="20"/>
+                <w:szCs w:val="20"/>
+              </w:rPr>
+              <w:t xml:space="preserve">Se elaboró el documento técnico que sustenta la metodología del nuevo tablero de Predicciones, con el detalle del modelo de proyección hidrológica de los embalses, los indicadores climáticos considerados y el análisis de los distintos escenarios frente al fenómeno de El Niño; este documento fue, además, la base del informe enviado al </w:t>
+            </w:r>
+            <w:r>
+              <w:rPr>
+                <w:rFonts w:ascii="Arial" w:eastAsia="Arial" w:hAnsi="Arial" w:cs="Arial"/>
+                <w:sz w:val="20"/>
+                <w:szCs w:val="20"/>
+              </w:rPr>
+              <w:t>viceministro</w:t>
+            </w:r>
+            <w:r>
+              <w:rPr>
+                <w:rFonts w:ascii="Arial" w:eastAsia="Arial" w:hAnsi="Arial" w:cs="Arial"/>
+                <w:sz w:val="20"/>
+                <w:szCs w:val="20"/>
+              </w:rPr>
+              <w:t xml:space="preserve"> respondiendo las dos preguntas centrales sobre el comportamiento esperado de los embalses.</w:t>
+            </w:r>
+          </w:p>
+          <w:p>
+            <w:pPr>
+              <w:jc w:val="both"/>
+              <w:rPr>
+                <w:rFonts w:ascii="Arial" w:eastAsia="Arial" w:hAnsi="Arial" w:cs="Arial"/>
+                <w:sz w:val="20"/>
+                <w:szCs w:val="20"/>
+              </w:rPr>
+            </w:pPr>
+          </w:p>
+          <w:p>
+            <w:pPr>
+              <w:jc w:val="both"/>
+              <w:rPr>
+                <w:rFonts w:ascii="Arial" w:eastAsia="Arial" w:hAnsi="Arial" w:cs="Arial"/>
+                <w:sz w:val="20"/>
+                <w:szCs w:val="20"/>
+              </w:rPr>
+            </w:pPr>
+            <w:r>
+              <w:rPr>
+                <w:rFonts w:ascii="Arial" w:eastAsia="Arial" w:hAnsi="Arial" w:cs="Arial"/>
+                <w:sz w:val="20"/>
+                <w:szCs w:val="20"/>
+              </w:rPr>
+              <w:t>Se automatizó la generación de informes</w:t>
+            </w:r>
+            <w:r>
+              <w:rPr>
+                <w:rFonts w:ascii="Arial" w:eastAsia="Arial" w:hAnsi="Arial" w:cs="Arial"/>
+                <w:sz w:val="20"/>
+                <w:szCs w:val="20"/>
+              </w:rPr>
+              <w:t xml:space="preserve"> con los datos actualizados de cada uno de los tableros del portal de dirección. Habilitando un botón en cada tablero que genera estos informes usando los datos y filtros aplicados en el tablero al momento de generar el PDF. </w:t>
+            </w:r>
+          </w:p>
+          <w:p>
+            <w:pPr>
+              <w:jc w:val="both"/>
+              <w:rPr>
+                <w:rFonts w:ascii="Arial" w:eastAsia="Arial" w:hAnsi="Arial" w:cs="Arial"/>
+                <w:sz w:val="20"/>
+                <w:szCs w:val="20"/>
+              </w:rPr>
+            </w:pPr>
+          </w:p>
+          <w:p>
+            <w:pPr>
+              <w:jc w:val="both"/>
+              <w:rPr>
+                <w:rFonts w:ascii="Arial" w:eastAsia="Arial" w:hAnsi="Arial" w:cs="Arial"/>
+                <w:sz w:val="20"/>
+                <w:szCs w:val="20"/>
+              </w:rPr>
+            </w:pPr>
+            <w:r>
+              <w:rPr>
+                <w:rFonts w:ascii="Arial" w:eastAsia="Arial" w:hAnsi="Arial" w:cs="Arial"/>
+                <w:sz w:val="20"/>
+                <w:szCs w:val="20"/>
+              </w:rPr>
               <w:t>Se mantuvo el informe ejecutivo automatizado, enviado todos los días por correo y por Telegram, con los indicadores más relevantes del sector eléctrico.</w:t>
             </w:r>
           </w:p>
-          <w:p/>
-          <w:p>
-            <w:r>
+          <w:p>
+            <w:pPr>
+              <w:jc w:val="both"/>
+              <w:rPr>
+                <w:rFonts w:ascii="Arial" w:eastAsia="Arial" w:hAnsi="Arial" w:cs="Arial"/>
+                <w:sz w:val="20"/>
+                <w:szCs w:val="20"/>
+              </w:rPr>
+            </w:pPr>
+          </w:p>
+          <w:p>
+            <w:pPr>
+              <w:jc w:val="both"/>
+              <w:rPr>
+                <w:rFonts w:ascii="Arial" w:eastAsia="Arial" w:hAnsi="Arial" w:cs="Arial"/>
+                <w:sz w:val="20"/>
+                <w:szCs w:val="20"/>
+              </w:rPr>
+            </w:pPr>
+            <w:r>
+              <w:rPr>
+                <w:rFonts w:ascii="Arial" w:eastAsia="Arial" w:hAnsi="Arial" w:cs="Arial"/>
+                <w:sz w:val="20"/>
+                <w:szCs w:val="20"/>
+              </w:rPr>
               <w:t>Se elabora el presente informe mensual de actividades, correspondiente al Pago 6 de 12, período del 1 al 30 de junio de 2026.</w:t>
             </w:r>
           </w:p>
@@ -3053,6 +4056,7 @@
                 <w:between w:val="nil"/>
               </w:pBdr>
               <w:spacing w:line="276" w:lineRule="auto"/>
+              <w:jc w:val="both"/>
               <w:rPr>
                 <w:rFonts w:ascii="Arial" w:eastAsia="Arial" w:hAnsi="Arial" w:cs="Arial"/>
                 <w:sz w:val="20"/>
@@ -3082,7 +4086,6 @@
                 <w:rFonts w:ascii="Arial" w:eastAsia="Arial" w:hAnsi="Arial" w:cs="Arial"/>
                 <w:sz w:val="20"/>
                 <w:szCs w:val="20"/>
-                <w:highlight w:val="white"/>
               </w:rPr>
             </w:pPr>
           </w:p>
@@ -3135,6 +4138,7 @@
                 <w:between w:val="nil"/>
               </w:pBdr>
               <w:spacing w:line="276" w:lineRule="auto"/>
+              <w:jc w:val="both"/>
               <w:rPr>
                 <w:rFonts w:ascii="Arial" w:eastAsia="Arial" w:hAnsi="Arial" w:cs="Arial"/>
                 <w:sz w:val="20"/>
@@ -3164,7 +4168,6 @@
                 <w:rFonts w:ascii="Arial" w:eastAsia="Arial" w:hAnsi="Arial" w:cs="Arial"/>
                 <w:sz w:val="20"/>
                 <w:szCs w:val="20"/>
-                <w:highlight w:val="white"/>
               </w:rPr>
             </w:pPr>
           </w:p>
@@ -3235,20 +4238,109 @@
             <w:vAlign w:val="center"/>
           </w:tcPr>
           <w:p>
-            <w:r>
+            <w:pPr>
+              <w:jc w:val="both"/>
+              <w:rPr>
+                <w:rFonts w:ascii="Arial" w:eastAsia="Arial" w:hAnsi="Arial" w:cs="Arial"/>
+                <w:sz w:val="20"/>
+                <w:szCs w:val="20"/>
+              </w:rPr>
+            </w:pPr>
+            <w:r>
+              <w:rPr>
+                <w:rFonts w:ascii="Arial" w:eastAsia="Arial" w:hAnsi="Arial" w:cs="Arial"/>
+                <w:sz w:val="20"/>
+                <w:szCs w:val="20"/>
+              </w:rPr>
               <w:t>Se asistió presencialmente al Ministerio de Minas y Energía en Bogotá los días 22, 23 y 24 de junio de 2026, para el alistamiento del proceso de empalme y la revisión de los productos entregados durante el contrato, como se detalla en la Obligación 5.</w:t>
             </w:r>
           </w:p>
-          <w:p/>
-          <w:p>
-            <w:r>
+          <w:p>
+            <w:pPr>
+              <w:jc w:val="both"/>
+              <w:rPr>
+                <w:rFonts w:ascii="Arial" w:eastAsia="Arial" w:hAnsi="Arial" w:cs="Arial"/>
+                <w:sz w:val="20"/>
+                <w:szCs w:val="20"/>
+              </w:rPr>
+            </w:pPr>
+          </w:p>
+          <w:p>
+            <w:pPr>
+              <w:jc w:val="both"/>
+              <w:rPr>
+                <w:rFonts w:ascii="Arial" w:eastAsia="Arial" w:hAnsi="Arial" w:cs="Arial"/>
+                <w:sz w:val="20"/>
+                <w:szCs w:val="20"/>
+              </w:rPr>
+            </w:pPr>
+            <w:r>
+              <w:rPr>
+                <w:rFonts w:ascii="Arial" w:eastAsia="Arial" w:hAnsi="Arial" w:cs="Arial"/>
+                <w:sz w:val="20"/>
+                <w:szCs w:val="20"/>
+              </w:rPr>
               <w:t>Se mantuvo durante todo el mes el funcionamiento del chatbot de Telegram, los despliegues de producción del portal y la sincronización automática entre SharePoint y la base de datos, que mantiene actualizada la información de todos los equipos de la Dirección.</w:t>
             </w:r>
           </w:p>
-          <w:p/>
-          <w:p>
-            <w:r>
-              <w:t>Se reportaron a supervisión, como pendientes para julio: la configuración del enlace del botón Informe de Empalme (a la espera de recibir el documento oficial), la conexión de los tableros de hidrocarburos con datos reales de base de datos (actualmente muestran información de referencia mientras se define la fuente definitiva), y algunos ajustes visuales menores en distintos módulos del portal.</w:t>
+          <w:p>
+            <w:pPr>
+              <w:jc w:val="both"/>
+              <w:rPr>
+                <w:rFonts w:ascii="Arial" w:eastAsia="Arial" w:hAnsi="Arial" w:cs="Arial"/>
+                <w:sz w:val="20"/>
+                <w:szCs w:val="20"/>
+              </w:rPr>
+            </w:pPr>
+          </w:p>
+          <w:p>
+            <w:pPr>
+              <w:jc w:val="both"/>
+              <w:rPr>
+                <w:rFonts w:ascii="Arial" w:eastAsia="Arial" w:hAnsi="Arial" w:cs="Arial"/>
+                <w:sz w:val="20"/>
+                <w:szCs w:val="20"/>
+              </w:rPr>
+            </w:pPr>
+            <w:r>
+              <w:rPr>
+                <w:rFonts w:ascii="Arial" w:eastAsia="Arial" w:hAnsi="Arial" w:cs="Arial"/>
+                <w:sz w:val="20"/>
+                <w:szCs w:val="20"/>
+              </w:rPr>
+              <w:t>Se reportaron a supervisión, como pendientes para julio: la configuración del enlace del botón Informe de Empalme (a la espera de recibir el documento oficial), la conexión de los tableros de hidrocarburos con datos reales de base de datos (actualmente</w:t>
+            </w:r>
+            <w:r>
+              <w:rPr>
+                <w:rFonts w:ascii="Arial" w:eastAsia="Arial" w:hAnsi="Arial" w:cs="Arial"/>
+                <w:sz w:val="20"/>
+                <w:szCs w:val="20"/>
+              </w:rPr>
+              <w:t xml:space="preserve"> seguimos a la espera de que el equipo de hidrocarburos comparta los archivos con los datos que alimentan los </w:t>
+            </w:r>
+            <w:r>
+              <w:rPr>
+                <w:rFonts w:ascii="Arial" w:eastAsia="Arial" w:hAnsi="Arial" w:cs="Arial"/>
+                <w:sz w:val="20"/>
+                <w:szCs w:val="20"/>
+              </w:rPr>
+              <w:t>tableros de</w:t>
+            </w:r>
+            <w:r>
+              <w:rPr>
+                <w:rFonts w:ascii="Arial" w:eastAsia="Arial" w:hAnsi="Arial" w:cs="Arial"/>
+                <w:sz w:val="20"/>
+                <w:szCs w:val="20"/>
+              </w:rPr>
+              <w:t xml:space="preserve"> Power Bi que nos han compartido</w:t>
+            </w:r>
+            <w:r>
+              <w:rPr>
+                <w:rFonts w:ascii="Arial" w:eastAsia="Arial" w:hAnsi="Arial" w:cs="Arial"/>
+                <w:sz w:val="20"/>
+                <w:szCs w:val="20"/>
+              </w:rPr>
+              <w:t>), y algunos ajustes visuales menores en distintos módulos del portal.</w:t>
             </w:r>
           </w:p>
         </w:tc>
@@ -3553,6 +4645,7 @@
                 <w:sz w:val="20"/>
                 <w:szCs w:val="20"/>
               </w:rPr>
+              <w:lastRenderedPageBreak/>
               <w:t>1</w:t>
             </w:r>
           </w:p>
@@ -3798,7 +4891,6 @@
                 <w:sz w:val="20"/>
                 <w:szCs w:val="20"/>
               </w:rPr>
-              <w:lastRenderedPageBreak/>
               <w:t>4</w:t>
             </w:r>
           </w:p>
@@ -4404,7 +5496,17 @@
                 <w:szCs w:val="20"/>
                 <w:highlight w:val="white"/>
               </w:rPr>
-              <w:t>Informar a la entidad la administradora de riesgos laborales, a la cual se encuentra afiliado para que ésta realice la correspondiente novedad en la afiliación del nuevo contrato (inciso 2 del artículo 9 del Decreto 723 de 2013).</w:t>
+              <w:t xml:space="preserve">Informar a la entidad la administradora de riesgos laborales, a la cual se encuentra afiliado para que ésta realice la correspondiente novedad en la afiliación del </w:t>
+            </w:r>
+            <w:r>
+              <w:rPr>
+                <w:rFonts w:ascii="Arial" w:eastAsia="Arial" w:hAnsi="Arial" w:cs="Arial"/>
+                <w:sz w:val="20"/>
+                <w:szCs w:val="20"/>
+                <w:highlight w:val="white"/>
+              </w:rPr>
+              <w:lastRenderedPageBreak/>
+              <w:t>nuevo contrato (inciso 2 del artículo 9 del Decreto 723 de 2013).</w:t>
             </w:r>
           </w:p>
         </w:tc>
@@ -4429,6 +5531,7 @@
                 <w:sz w:val="20"/>
                 <w:szCs w:val="20"/>
               </w:rPr>
+              <w:lastRenderedPageBreak/>
               <w:t>No aplica para este periodo</w:t>
             </w:r>
           </w:p>
@@ -4519,7 +5622,25 @@
                 <w:sz w:val="20"/>
                 <w:szCs w:val="20"/>
               </w:rPr>
-              <w:t>Se acatan las instrucciones impartidas por el Ministerio, a través del supervisor del contrato, durante el desarrollo del mismo.</w:t>
+              <w:t xml:space="preserve">Se acatan las instrucciones impartidas por el Ministerio, a través del supervisor del contrato, durante el desarrollo </w:t>
+            </w:r>
+            <w:proofErr w:type="gramStart"/>
+            <w:r>
+              <w:rPr>
+                <w:rFonts w:ascii="Arial" w:eastAsia="Arial" w:hAnsi="Arial" w:cs="Arial"/>
+                <w:sz w:val="20"/>
+                <w:szCs w:val="20"/>
+              </w:rPr>
+              <w:t>del mismo</w:t>
+            </w:r>
+            <w:proofErr w:type="gramEnd"/>
+            <w:r>
+              <w:rPr>
+                <w:rFonts w:ascii="Arial" w:eastAsia="Arial" w:hAnsi="Arial" w:cs="Arial"/>
+                <w:sz w:val="20"/>
+                <w:szCs w:val="20"/>
+              </w:rPr>
+              <w:t>.</w:t>
             </w:r>
           </w:p>
           <w:p>
@@ -4559,7 +5680,6 @@
                 <w:sz w:val="20"/>
                 <w:szCs w:val="20"/>
               </w:rPr>
-              <w:lastRenderedPageBreak/>
               <w:t>12</w:t>
             </w:r>
           </w:p>
@@ -5215,7 +6335,16 @@
                 <w:sz w:val="20"/>
                 <w:szCs w:val="20"/>
               </w:rPr>
-              <w:t xml:space="preserve">Entregar al finalizar el contrato un </w:t>
+              <w:t xml:space="preserve">Entregar al finalizar el contrato </w:t>
+            </w:r>
+            <w:proofErr w:type="gramStart"/>
+            <w:r>
+              <w:rPr>
+                <w:rFonts w:ascii="Arial" w:eastAsia="Arial" w:hAnsi="Arial" w:cs="Arial"/>
+                <w:sz w:val="20"/>
+                <w:szCs w:val="20"/>
+              </w:rPr>
+              <w:t xml:space="preserve">un </w:t>
             </w:r>
             <w:proofErr w:type="spellStart"/>
             <w:r>
@@ -5227,14 +6356,25 @@
               <w:t>backup</w:t>
             </w:r>
             <w:proofErr w:type="spellEnd"/>
-            <w:r>
-              <w:rPr>
-                <w:rFonts w:ascii="Arial" w:eastAsia="Arial" w:hAnsi="Arial" w:cs="Arial"/>
-                <w:sz w:val="20"/>
-                <w:szCs w:val="20"/>
-              </w:rPr>
-              <w:t xml:space="preserve"> con toda la información adelantada durante la ejecución del mismo</w:t>
-            </w:r>
+            <w:proofErr w:type="gramEnd"/>
+            <w:r>
+              <w:rPr>
+                <w:rFonts w:ascii="Arial" w:eastAsia="Arial" w:hAnsi="Arial" w:cs="Arial"/>
+                <w:sz w:val="20"/>
+                <w:szCs w:val="20"/>
+              </w:rPr>
+              <w:t xml:space="preserve"> con toda la información adelantada durante la ejecución </w:t>
+            </w:r>
+            <w:proofErr w:type="gramStart"/>
+            <w:r>
+              <w:rPr>
+                <w:rFonts w:ascii="Arial" w:eastAsia="Arial" w:hAnsi="Arial" w:cs="Arial"/>
+                <w:sz w:val="20"/>
+                <w:szCs w:val="20"/>
+              </w:rPr>
+              <w:t>del mismo</w:t>
+            </w:r>
+            <w:proofErr w:type="gramEnd"/>
           </w:p>
         </w:tc>
         <w:tc>
@@ -5268,7 +6408,25 @@
                 <w:sz w:val="20"/>
                 <w:szCs w:val="20"/>
               </w:rPr>
-              <w:t>Al finalizar el contrato, se entregará un respaldo con toda la información generada durante la ejecución del mismo, garantizando la integridad y disponibilidad de los datos conforme a lo acordado.</w:t>
+              <w:t xml:space="preserve">Al finalizar el contrato, se entregará un respaldo con toda la información generada durante la ejecución </w:t>
+            </w:r>
+            <w:proofErr w:type="gramStart"/>
+            <w:r>
+              <w:rPr>
+                <w:rFonts w:ascii="Arial" w:eastAsia="Arial" w:hAnsi="Arial" w:cs="Arial"/>
+                <w:sz w:val="20"/>
+                <w:szCs w:val="20"/>
+              </w:rPr>
+              <w:t>del mismo</w:t>
+            </w:r>
+            <w:proofErr w:type="gramEnd"/>
+            <w:r>
+              <w:rPr>
+                <w:rFonts w:ascii="Arial" w:eastAsia="Arial" w:hAnsi="Arial" w:cs="Arial"/>
+                <w:sz w:val="20"/>
+                <w:szCs w:val="20"/>
+              </w:rPr>
+              <w:t>, garantizando la integridad y disponibilidad de los datos conforme a lo acordado.</w:t>
             </w:r>
           </w:p>
         </w:tc>
@@ -5348,7 +6506,34 @@
                 <w:sz w:val="20"/>
                 <w:szCs w:val="20"/>
               </w:rPr>
-              <w:t>Se realizará la entrega de los bienes de propiedad del Ministerio de Minas y Energía asignados durante la ejecución del contrato a través del supervisor del contrato, siguiendo las directrices establecidas en el Manual para el manejo de los bienes de propiedad del Ministerio. Además, se gestiona el paz y salvo correspondiente con el Grupo de Servicios Administrativos.</w:t>
+              <w:t xml:space="preserve">Se realizará la entrega de los bienes de propiedad del Ministerio de Minas y Energía asignados durante la ejecución del contrato a través del supervisor del contrato, siguiendo las directrices establecidas en el Manual para el manejo de los bienes de propiedad del Ministerio. Además, se gestiona </w:t>
+            </w:r>
+            <w:proofErr w:type="gramStart"/>
+            <w:r>
+              <w:rPr>
+                <w:rFonts w:ascii="Arial" w:eastAsia="Arial" w:hAnsi="Arial" w:cs="Arial"/>
+                <w:sz w:val="20"/>
+                <w:szCs w:val="20"/>
+              </w:rPr>
+              <w:t>el paz</w:t>
+            </w:r>
+            <w:proofErr w:type="gramEnd"/>
+            <w:r>
+              <w:rPr>
+                <w:rFonts w:ascii="Arial" w:eastAsia="Arial" w:hAnsi="Arial" w:cs="Arial"/>
+                <w:sz w:val="20"/>
+                <w:szCs w:val="20"/>
+              </w:rPr>
+              <w:t xml:space="preserve"> y salvo </w:t>
+            </w:r>
+            <w:r>
+              <w:rPr>
+                <w:rFonts w:ascii="Arial" w:eastAsia="Arial" w:hAnsi="Arial" w:cs="Arial"/>
+                <w:sz w:val="20"/>
+                <w:szCs w:val="20"/>
+              </w:rPr>
+              <w:lastRenderedPageBreak/>
+              <w:t>correspondiente con el Grupo de Servicios Administrativos.</w:t>
             </w:r>
           </w:p>
         </w:tc>
@@ -5378,6 +6563,7 @@
                 <w:sz w:val="20"/>
                 <w:szCs w:val="20"/>
               </w:rPr>
+              <w:lastRenderedPageBreak/>
               <w:t>21</w:t>
             </w:r>
           </w:p>
@@ -5403,7 +6589,25 @@
                 <w:sz w:val="20"/>
                 <w:szCs w:val="20"/>
               </w:rPr>
-              <w:t>Devolver el carnet de identificación como contratista.</w:t>
+              <w:t xml:space="preserve">Devolver el </w:t>
+            </w:r>
+            <w:proofErr w:type="gramStart"/>
+            <w:r>
+              <w:rPr>
+                <w:rFonts w:ascii="Arial" w:eastAsia="Arial" w:hAnsi="Arial" w:cs="Arial"/>
+                <w:sz w:val="20"/>
+                <w:szCs w:val="20"/>
+              </w:rPr>
+              <w:t>carnet</w:t>
+            </w:r>
+            <w:proofErr w:type="gramEnd"/>
+            <w:r>
+              <w:rPr>
+                <w:rFonts w:ascii="Arial" w:eastAsia="Arial" w:hAnsi="Arial" w:cs="Arial"/>
+                <w:sz w:val="20"/>
+                <w:szCs w:val="20"/>
+              </w:rPr>
+              <w:t xml:space="preserve"> de identificación como contratista.</w:t>
             </w:r>
           </w:p>
         </w:tc>
@@ -5428,7 +6632,25 @@
                 <w:sz w:val="20"/>
                 <w:szCs w:val="20"/>
               </w:rPr>
-              <w:t>Se procederá a devolver el carnet de identificación como contratista al finalizar el contrato, siguiendo los procedimientos establecidos.</w:t>
+              <w:t xml:space="preserve">Se procederá a devolver el </w:t>
+            </w:r>
+            <w:proofErr w:type="gramStart"/>
+            <w:r>
+              <w:rPr>
+                <w:rFonts w:ascii="Arial" w:eastAsia="Arial" w:hAnsi="Arial" w:cs="Arial"/>
+                <w:sz w:val="20"/>
+                <w:szCs w:val="20"/>
+              </w:rPr>
+              <w:t>carnet</w:t>
+            </w:r>
+            <w:proofErr w:type="gramEnd"/>
+            <w:r>
+              <w:rPr>
+                <w:rFonts w:ascii="Arial" w:eastAsia="Arial" w:hAnsi="Arial" w:cs="Arial"/>
+                <w:sz w:val="20"/>
+                <w:szCs w:val="20"/>
+              </w:rPr>
+              <w:t xml:space="preserve"> de identificación como contratista al finalizar el contrato, siguiendo los procedimientos establecidos.</w:t>
             </w:r>
           </w:p>
         </w:tc>
@@ -5458,7 +6680,6 @@
                 <w:sz w:val="20"/>
                 <w:szCs w:val="20"/>
               </w:rPr>
-              <w:lastRenderedPageBreak/>
               <w:t>22</w:t>
             </w:r>
           </w:p>
@@ -5969,6 +7190,7 @@
                 <w:sz w:val="20"/>
                 <w:szCs w:val="20"/>
               </w:rPr>
+              <w:lastRenderedPageBreak/>
               <w:t>2</w:t>
             </w:r>
           </w:p>
@@ -6210,7 +7432,6 @@
                 <w:sz w:val="20"/>
                 <w:szCs w:val="20"/>
               </w:rPr>
-              <w:lastRenderedPageBreak/>
               <w:t>2</w:t>
             </w:r>
           </w:p>
@@ -6545,7 +7766,25 @@
                 <w:sz w:val="20"/>
                 <w:szCs w:val="20"/>
               </w:rPr>
-              <w:t>Repositorios GitHub  Portal-MME-</w:t>
+              <w:t xml:space="preserve">Repositorios </w:t>
+            </w:r>
+            <w:proofErr w:type="gramStart"/>
+            <w:r>
+              <w:rPr>
+                <w:rFonts w:ascii="Arial" w:eastAsia="Arial" w:hAnsi="Arial" w:cs="Arial"/>
+                <w:sz w:val="20"/>
+                <w:szCs w:val="20"/>
+              </w:rPr>
+              <w:t>GitHub  Portal</w:t>
+            </w:r>
+            <w:proofErr w:type="gramEnd"/>
+            <w:r>
+              <w:rPr>
+                <w:rFonts w:ascii="Arial" w:eastAsia="Arial" w:hAnsi="Arial" w:cs="Arial"/>
+                <w:sz w:val="20"/>
+                <w:szCs w:val="20"/>
+              </w:rPr>
+              <w:t>-MME-</w:t>
             </w:r>
             <w:proofErr w:type="spellStart"/>
             <w:r>
@@ -6647,6 +7886,91 @@
       </w:tr>
       <w:tr>
         <w:trPr>
+          <w:trHeight w:val="556"/>
+        </w:trPr>
+        <w:tc>
+          <w:tcPr>
+            <w:tcW w:w="567" w:type="dxa"/>
+            <w:shd w:val="clear" w:color="auto" w:fill="D9D9D9" w:themeFill="background1" w:themeFillShade="D9"/>
+            <w:vAlign w:val="center"/>
+          </w:tcPr>
+          <w:p>
+            <w:pPr>
+              <w:jc w:val="center"/>
+              <w:rPr>
+                <w:rFonts w:ascii="Arial" w:eastAsia="Arial" w:hAnsi="Arial" w:cs="Arial"/>
+                <w:sz w:val="20"/>
+                <w:szCs w:val="20"/>
+              </w:rPr>
+            </w:pPr>
+            <w:r>
+              <w:rPr>
+                <w:rFonts w:ascii="Arial" w:eastAsia="Arial" w:hAnsi="Arial" w:cs="Arial"/>
+                <w:sz w:val="20"/>
+                <w:szCs w:val="20"/>
+              </w:rPr>
+              <w:t>5</w:t>
+            </w:r>
+          </w:p>
+        </w:tc>
+        <w:tc>
+          <w:tcPr>
+            <w:tcW w:w="4766" w:type="dxa"/>
+            <w:gridSpan w:val="9"/>
+            <w:vAlign w:val="center"/>
+          </w:tcPr>
+          <w:p>
+            <w:pPr>
+              <w:jc w:val="both"/>
+              <w:rPr>
+                <w:rFonts w:ascii="Arial" w:eastAsia="Arial" w:hAnsi="Arial" w:cs="Arial"/>
+                <w:sz w:val="20"/>
+                <w:szCs w:val="20"/>
+              </w:rPr>
+            </w:pPr>
+            <w:r>
+              <w:rPr>
+                <w:rFonts w:ascii="Arial" w:eastAsia="Arial" w:hAnsi="Arial" w:cs="Arial"/>
+                <w:sz w:val="20"/>
+                <w:szCs w:val="20"/>
+              </w:rPr>
+              <w:t>Entregables Colombia Solar</w:t>
+            </w:r>
+          </w:p>
+        </w:tc>
+        <w:tc>
+          <w:tcPr>
+            <w:tcW w:w="5583" w:type="dxa"/>
+            <w:gridSpan w:val="8"/>
+            <w:vAlign w:val="center"/>
+          </w:tcPr>
+          <w:p>
+            <w:pPr>
+              <w:jc w:val="both"/>
+              <w:rPr>
+                <w:rFonts w:ascii="Arial" w:eastAsia="Arial" w:hAnsi="Arial" w:cs="Arial"/>
+                <w:color w:val="0000FF"/>
+                <w:sz w:val="20"/>
+                <w:szCs w:val="20"/>
+                <w:u w:val="single"/>
+              </w:rPr>
+            </w:pPr>
+            <w:hyperlink r:id="rId13" w:history="1">
+              <w:r>
+                <w:rPr>
+                  <w:rStyle w:val="Hipervnculo"/>
+                  <w:rFonts w:ascii="Arial" w:eastAsia="Arial" w:hAnsi="Arial" w:cs="Arial"/>
+                  <w:sz w:val="20"/>
+                  <w:szCs w:val="20"/>
+                </w:rPr>
+                <w:t>https://minenergiacol-my.sharepoint.com/:f:/g/personal/kjcastro_minenergia_gov_co/IgA6YYxcdsr9TqsbXPDmW-YGAaSagr63hN4Dn8JG98n0wbo?e=dXOx2J</w:t>
+              </w:r>
+            </w:hyperlink>
+          </w:p>
+        </w:tc>
+      </w:tr>
+      <w:tr>
+        <w:trPr>
           <w:trHeight w:val="655"/>
         </w:trPr>
         <w:tc>
@@ -6675,7 +7999,29 @@
                 <w:sz w:val="20"/>
                 <w:szCs w:val="20"/>
               </w:rPr>
-              <w:t>NOTAS: Previo a la generación del informe el contratista debe cargar en la plataforma SECOP II en el ítem “7- Ejecución del contrato” opción de Documentos de Ejecución del contrato, las evidencias y/o soportes de las actividades realizadas en el mes e incluir en el informe de actividades el link de consulta pública en el que podrán ser consultadas estas.</w:t>
+              <w:t xml:space="preserve">NOTAS: Previo a la generación del informe el contratista debe cargar en la plataforma SECOP II en el ítem “7- Ejecución del contrato” opción de Documentos de Ejecución del contrato, las evidencias y/o soportes de las actividades realizadas en el mes e incluir en el informe de actividades el </w:t>
+            </w:r>
+            <w:proofErr w:type="gramStart"/>
+            <w:r>
+              <w:rPr>
+                <w:rFonts w:ascii="Arial" w:eastAsia="Arial" w:hAnsi="Arial" w:cs="Arial"/>
+                <w:b/>
+                <w:bCs/>
+                <w:sz w:val="20"/>
+                <w:szCs w:val="20"/>
+              </w:rPr>
+              <w:t>link</w:t>
+            </w:r>
+            <w:proofErr w:type="gramEnd"/>
+            <w:r>
+              <w:rPr>
+                <w:rFonts w:ascii="Arial" w:eastAsia="Arial" w:hAnsi="Arial" w:cs="Arial"/>
+                <w:b/>
+                <w:bCs/>
+                <w:sz w:val="20"/>
+                <w:szCs w:val="20"/>
+              </w:rPr>
+              <w:t xml:space="preserve"> de consulta pública en el que podrán ser consultadas estas.</w:t>
             </w:r>
           </w:p>
           <w:p>
@@ -6815,6 +8161,7 @@
                 <w:szCs w:val="20"/>
               </w:rPr>
             </w:pPr>
+            <w:proofErr w:type="gramStart"/>
             <w:r>
               <w:rPr>
                 <w:rFonts w:ascii="Arial" w:eastAsia="Arial" w:hAnsi="Arial" w:cs="Arial"/>
@@ -6823,7 +8170,18 @@
                 <w:sz w:val="20"/>
                 <w:szCs w:val="20"/>
               </w:rPr>
-              <w:t>LINK DE VERIFICACIÓN DE EVIDENCIAS, SECOP II.</w:t>
+              <w:t>LINK</w:t>
+            </w:r>
+            <w:proofErr w:type="gramEnd"/>
+            <w:r>
+              <w:rPr>
+                <w:rFonts w:ascii="Arial" w:eastAsia="Arial" w:hAnsi="Arial" w:cs="Arial"/>
+                <w:b/>
+                <w:bCs/>
+                <w:sz w:val="20"/>
+                <w:szCs w:val="20"/>
+              </w:rPr>
+              <w:t xml:space="preserve"> DE VERIFICACIÓN DE EVIDENCIAS, SECOP II.</w:t>
             </w:r>
           </w:p>
         </w:tc>
@@ -6861,7 +8219,7 @@
                 <w:szCs w:val="20"/>
               </w:rPr>
             </w:pPr>
-            <w:hyperlink r:id="rId13">
+            <w:hyperlink r:id="rId14">
               <w:r>
                 <w:rPr>
                   <w:rStyle w:val="Hipervnculo"/>
@@ -6912,6 +8270,7 @@
                 <w:szCs w:val="20"/>
               </w:rPr>
             </w:pPr>
+            <w:proofErr w:type="gramStart"/>
             <w:r>
               <w:rPr>
                 <w:rFonts w:ascii="Arial" w:eastAsia="Arial" w:hAnsi="Arial" w:cs="Arial"/>
@@ -6920,8 +8279,9 @@
                 <w:sz w:val="20"/>
                 <w:szCs w:val="20"/>
               </w:rPr>
-              <w:t>LINK DE EVIDENCIAS CARPETA DE DIRECCIÓN DE ENERGÍA</w:t>
-            </w:r>
+              <w:t>LINK</w:t>
+            </w:r>
+            <w:proofErr w:type="gramEnd"/>
             <w:r>
               <w:rPr>
                 <w:rFonts w:ascii="Arial" w:eastAsia="Arial" w:hAnsi="Arial" w:cs="Arial"/>
@@ -6930,7 +8290,7 @@
                 <w:sz w:val="20"/>
                 <w:szCs w:val="20"/>
               </w:rPr>
-              <w:t xml:space="preserve"> 2025</w:t>
+              <w:t xml:space="preserve"> DE EVIDENCIAS CARPETA DE DIRECCIÓN DE ENERGÍA</w:t>
             </w:r>
             <w:r>
               <w:rPr>
@@ -6940,7 +8300,7 @@
                 <w:sz w:val="20"/>
                 <w:szCs w:val="20"/>
               </w:rPr>
-              <w:t>:</w:t>
+              <w:t xml:space="preserve"> 2025</w:t>
             </w:r>
             <w:r>
               <w:rPr>
@@ -6950,12 +8310,9 @@
                 <w:sz w:val="20"/>
                 <w:szCs w:val="20"/>
               </w:rPr>
-              <w:t xml:space="preserve"> </w:t>
-            </w:r>
-          </w:p>
-          <w:p>
-            <w:pPr>
-              <w:jc w:val="center"/>
+              <w:t>:</w:t>
+            </w:r>
+            <w:r>
               <w:rPr>
                 <w:rFonts w:ascii="Arial" w:eastAsia="Arial" w:hAnsi="Arial" w:cs="Arial"/>
                 <w:b/>
@@ -6963,8 +8320,12 @@
                 <w:sz w:val="20"/>
                 <w:szCs w:val="20"/>
               </w:rPr>
-            </w:pPr>
-            <w:r>
+              <w:t xml:space="preserve"> </w:t>
+            </w:r>
+          </w:p>
+          <w:p>
+            <w:pPr>
+              <w:jc w:val="center"/>
               <w:rPr>
                 <w:rFonts w:ascii="Arial" w:eastAsia="Arial" w:hAnsi="Arial" w:cs="Arial"/>
                 <w:b/>
@@ -6972,9 +8333,18 @@
                 <w:sz w:val="20"/>
                 <w:szCs w:val="20"/>
               </w:rPr>
+            </w:pPr>
+            <w:r>
+              <w:rPr>
+                <w:rFonts w:ascii="Arial" w:eastAsia="Arial" w:hAnsi="Arial" w:cs="Arial"/>
+                <w:b/>
+                <w:bCs/>
+                <w:sz w:val="20"/>
+                <w:szCs w:val="20"/>
+              </w:rPr>
               <w:t xml:space="preserve"> </w:t>
             </w:r>
-            <w:hyperlink r:id="rId14">
+            <w:hyperlink r:id="rId15">
               <w:r>
                 <w:rPr>
                   <w:rStyle w:val="Hipervnculo"/>
@@ -7099,6 +8469,7 @@
                 <w:sz w:val="20"/>
                 <w:szCs w:val="20"/>
               </w:rPr>
+              <w:lastRenderedPageBreak/>
               <w:t>FIRMA</w:t>
             </w:r>
           </w:p>
@@ -7142,7 +8513,7 @@
                           <pic:cNvPicPr preferRelativeResize="0"/>
                         </pic:nvPicPr>
                         <pic:blipFill>
-                          <a:blip r:embed="rId15"/>
+                          <a:blip r:embed="rId16"/>
                           <a:srcRect/>
                           <a:stretch>
                             <a:fillRect/>
@@ -7168,18 +8539,21 @@
         </w:tc>
       </w:tr>
     </w:tbl>
-    <w:p/>
     <w:p>
       <w:r>
-        <w:rPr>
-          <w:noProof/>
-        </w:rPr>
-        <w:lastRenderedPageBreak/>
         <w:drawing>
-          <wp:inline distT="0" distB="0" distL="0" distR="0" wp14:anchorId="45C5C373" wp14:editId="37586084">
-            <wp:extent cx="6438900" cy="2876430"/>
-            <wp:effectExtent l="0" t="0" r="0" b="635"/>
-            <wp:docPr id="906160457" name="Imagen 1"/>
+          <wp:anchor distT="0" distB="0" distL="114300" distR="114300" simplePos="0" relativeHeight="251658240" behindDoc="0" locked="0" layoutInCell="1" allowOverlap="1" wp14:anchorId="09C05334" wp14:editId="7A56868B">
+            <wp:simplePos x="0" y="0"/>
+            <wp:positionH relativeFrom="column">
+              <wp:posOffset>-798195</wp:posOffset>
+            </wp:positionH>
+            <wp:positionV relativeFrom="paragraph">
+              <wp:posOffset>184785</wp:posOffset>
+            </wp:positionV>
+            <wp:extent cx="7383780" cy="2247900"/>
+            <wp:effectExtent l="0" t="0" r="7620" b="0"/>
+            <wp:wrapSquare wrapText="bothSides"/>
+            <wp:docPr id="556143752" name="Imagen 1"/>
             <wp:cNvGraphicFramePr>
               <a:graphicFrameLocks xmlns:a="http://schemas.openxmlformats.org/drawingml/2006/main" noChangeAspect="1"/>
             </wp:cNvGraphicFramePr>
@@ -7187,11 +8561,17 @@
               <a:graphicData uri="http://schemas.openxmlformats.org/drawingml/2006/picture">
                 <pic:pic xmlns:pic="http://schemas.openxmlformats.org/drawingml/2006/picture">
                   <pic:nvPicPr>
-                    <pic:cNvPr id="906160457" name=""/>
+                    <pic:cNvPr id="556143752" name=""/>
                     <pic:cNvPicPr/>
                   </pic:nvPicPr>
                   <pic:blipFill>
-                    <a:blip r:embed="rId16"/>
+                    <a:blip r:embed="rId17">
+                      <a:extLst>
+                        <a:ext uri="{28A0092B-C50C-407E-A947-70E740481C1C}">
+                          <a14:useLocalDpi xmlns:a14="http://schemas.microsoft.com/office/drawing/2010/main" val="0"/>
+                        </a:ext>
+                      </a:extLst>
+                    </a:blip>
                     <a:stretch>
                       <a:fillRect/>
                     </a:stretch>
@@ -7199,7 +8579,7 @@
                   <pic:spPr>
                     <a:xfrm>
                       <a:off x="0" y="0"/>
-                      <a:ext cx="6456088" cy="2884108"/>
+                      <a:ext cx="7383780" cy="2247900"/>
                     </a:xfrm>
                     <a:prstGeom prst="rect">
                       <a:avLst/>
@@ -7208,17 +8588,24 @@
                 </pic:pic>
               </a:graphicData>
             </a:graphic>
-          </wp:inline>
+            <wp14:sizeRelH relativeFrom="page">
+              <wp14:pctWidth>0</wp14:pctWidth>
+            </wp14:sizeRelH>
+            <wp14:sizeRelV relativeFrom="page">
+              <wp14:pctHeight>0</wp14:pctHeight>
+            </wp14:sizeRelV>
+          </wp:anchor>
         </w:drawing>
       </w:r>
     </w:p>
+    <w:p/>
     <w:sectPr>
-      <w:headerReference w:type="even" r:id="rId17"/>
-      <w:headerReference w:type="default" r:id="rId18"/>
-      <w:footerReference w:type="even" r:id="rId19"/>
-      <w:footerReference w:type="default" r:id="rId20"/>
-      <w:headerReference w:type="first" r:id="rId21"/>
-      <w:footerReference w:type="first" r:id="rId22"/>
+      <w:headerReference w:type="even" r:id="rId18"/>
+      <w:headerReference w:type="default" r:id="rId19"/>
+      <w:footerReference w:type="even" r:id="rId20"/>
+      <w:footerReference w:type="default" r:id="rId21"/>
+      <w:headerReference w:type="first" r:id="rId22"/>
+      <w:footerReference w:type="first" r:id="rId23"/>
       <w:pgSz w:w="12240" w:h="15840"/>
       <w:pgMar w:top="1417" w:right="900" w:bottom="1417" w:left="1701" w:header="0" w:footer="708" w:gutter="0"/>
       <w:pgNumType w:start="1"/>
